--- a/HW2_CropSurvive.docx
+++ b/HW2_CropSurvive.docx
@@ -1,6 +1,6 @@
 
 <file path=word/document.xml><?xml version="1.0" encoding="utf-8"?>
-<w:document xmlns:wpc="http://schemas.microsoft.com/office/word/2010/wordprocessingCanvas" xmlns:cx="http://schemas.microsoft.com/office/drawing/2014/chartex" xmlns:cx1="http://schemas.microsoft.com/office/drawing/2015/9/8/chartex" xmlns:cx2="http://schemas.microsoft.com/office/drawing/2015/10/21/chartex" xmlns:cx3="http://schemas.microsoft.com/office/drawing/2016/5/9/chartex" xmlns:cx4="http://schemas.microsoft.com/office/drawing/2016/5/10/chartex" xmlns:cx5="http://schemas.microsoft.com/office/drawing/2016/5/11/chartex" xmlns:cx6="http://schemas.microsoft.com/office/drawing/2016/5/12/chartex" xmlns:cx7="http://schemas.microsoft.com/office/drawing/2016/5/13/chartex" xmlns:cx8="http://schemas.microsoft.com/office/drawing/2016/5/14/chartex" xmlns:mc="http://schemas.openxmlformats.org/markup-compatibility/2006" xmlns:aink="http://schemas.microsoft.com/office/drawing/2016/ink" xmlns:am3d="http://schemas.microsoft.com/office/drawing/2017/model3d" xmlns:o="urn:schemas-microsoft-com:office:office" xmlns:oel="http://schemas.microsoft.com/office/2019/extlst" xmlns:r="http://schemas.openxmlformats.org/officeDocument/2006/relationships" xmlns:m="http://schemas.openxmlformats.org/officeDocument/2006/math" xmlns:v="urn:schemas-microsoft-com:vml" xmlns:wp14="http://schemas.microsoft.com/office/word/2010/wordprocessingDrawing" xmlns:wp="http://schemas.openxmlformats.org/drawingml/2006/wordprocessingDrawing" xmlns:w10="urn:schemas-microsoft-com:office:word" xmlns:w="http://schemas.openxmlformats.org/wordprocessingml/2006/main" xmlns:w14="http://schemas.microsoft.com/office/word/2010/wordml" xmlns:w15="http://schemas.microsoft.com/office/word/2012/wordml" xmlns:w16cex="http://schemas.microsoft.com/office/word/2018/wordml/cex" xmlns:w16cid="http://schemas.microsoft.com/office/word/2016/wordml/cid" xmlns:w16="http://schemas.microsoft.com/office/word/2018/wordml" xmlns:w16du="http://schemas.microsoft.com/office/word/2023/wordml/word16du" xmlns:w16sdtdh="http://schemas.microsoft.com/office/word/2020/wordml/sdtdatahash" xmlns:w16sdtfl="http://schemas.microsoft.com/office/word/2024/wordml/sdtformatlock" xmlns:w16se="http://schemas.microsoft.com/office/word/2015/wordml/symex" xmlns:wpg="http://schemas.microsoft.com/office/word/2010/wordprocessingGroup" xmlns:wpi="http://schemas.microsoft.com/office/word/2010/wordprocessingInk" xmlns:wne="http://schemas.microsoft.com/office/word/2006/wordml" xmlns:wps="http://schemas.microsoft.com/office/word/2010/wordprocessingShape" mc:Ignorable="w14 w15 w16se w16cid w16 w16cex w16sdtdh w16sdtfl w16du wp14">
+<w:document xmlns:wpc="http://schemas.microsoft.com/office/word/2010/wordprocessingCanvas" xmlns:cx="http://schemas.microsoft.com/office/drawing/2014/chartex" xmlns:cx1="http://schemas.microsoft.com/office/drawing/2015/9/8/chartex" xmlns:cx2="http://schemas.microsoft.com/office/drawing/2015/10/21/chartex" xmlns:cx3="http://schemas.microsoft.com/office/drawing/2016/5/9/chartex" xmlns:cx4="http://schemas.microsoft.com/office/drawing/2016/5/10/chartex" xmlns:cx5="http://schemas.microsoft.com/office/drawing/2016/5/11/chartex" xmlns:cx6="http://schemas.microsoft.com/office/drawing/2016/5/12/chartex" xmlns:cx7="http://schemas.microsoft.com/office/drawing/2016/5/13/chartex" xmlns:cx8="http://schemas.microsoft.com/office/drawing/2016/5/14/chartex" xmlns:mc="http://schemas.openxmlformats.org/markup-compatibility/2006" xmlns:aink="http://schemas.microsoft.com/office/drawing/2016/ink" xmlns:am3d="http://schemas.microsoft.com/office/drawing/2017/model3d" xmlns:o="urn:schemas-microsoft-com:office:office" xmlns:oel="http://schemas.microsoft.com/office/2019/extlst" xmlns:r="http://schemas.openxmlformats.org/officeDocument/2006/relationships" xmlns:m="http://schemas.openxmlformats.org/officeDocument/2006/math" xmlns:v="urn:schemas-microsoft-com:vml" xmlns:wp14="http://schemas.microsoft.com/office/word/2010/wordprocessingDrawing" xmlns:wp="http://schemas.openxmlformats.org/drawingml/2006/wordprocessingDrawing" xmlns:w10="urn:schemas-microsoft-com:office:word" xmlns:w="http://schemas.openxmlformats.org/wordprocessingml/2006/main" xmlns:w14="http://schemas.microsoft.com/office/word/2010/wordml" xmlns:w15="http://schemas.microsoft.com/office/word/2012/wordml" xmlns:w16cex="http://schemas.microsoft.com/office/word/2018/wordml/cex" xmlns:w16cid="http://schemas.microsoft.com/office/word/2016/wordml/cid" xmlns:w16="http://schemas.microsoft.com/office/word/2018/wordml" xmlns:w16sdtdh="http://schemas.microsoft.com/office/word/2020/wordml/sdtdatahash" xmlns:w16se="http://schemas.microsoft.com/office/word/2015/wordml/symex" xmlns:wpg="http://schemas.microsoft.com/office/word/2010/wordprocessingGroup" xmlns:wpi="http://schemas.microsoft.com/office/word/2010/wordprocessingInk" xmlns:wne="http://schemas.microsoft.com/office/word/2006/wordml" xmlns:wps="http://schemas.microsoft.com/office/word/2010/wordprocessingShape" mc:Ignorable="w14 w15 w16se w16cid w16 w16cex w16sdtdh wp14">
   <w:body>
     <w:p>
       <w:pPr>
@@ -17,26 +17,16 @@
           <w:b/>
           <w:rtl/>
         </w:rPr>
-        <w:t xml:space="preserve">מעבדה במודלים אקולוגיים - סמסטר אביב </w:t>
-      </w:r>
-      <w:proofErr w:type="spellStart"/>
+        <w:t>מעבדה במודלים אקולוגיים - סמסטר אביב התשפ"</w:t>
+      </w:r>
       <w:r>
         <w:rPr>
           <w:rFonts w:asciiTheme="minorBidi" w:eastAsia="Arial" w:hAnsiTheme="minorBidi" w:cstheme="minorBidi"/>
           <w:b/>
           <w:rtl/>
         </w:rPr>
-        <w:t>התשפ"</w:t>
-      </w:r>
-      <w:r>
-        <w:rPr>
-          <w:rFonts w:asciiTheme="minorBidi" w:eastAsia="Arial" w:hAnsiTheme="minorBidi" w:cstheme="minorBidi"/>
-          <w:b/>
-          <w:rtl/>
-        </w:rPr>
         <w:t>ו</w:t>
       </w:r>
-      <w:proofErr w:type="spellEnd"/>
     </w:p>
     <w:p>
       <w:pPr>
@@ -81,25 +71,102 @@
         <w:jc w:val="center"/>
         <w:rPr>
           <w:rFonts w:asciiTheme="minorBidi" w:eastAsia="Arial" w:hAnsiTheme="minorBidi" w:cstheme="minorBidi"/>
+          <w:rtl/>
+        </w:rPr>
+      </w:pPr>
+      <w:r>
+        <w:rPr>
+          <w:rFonts w:asciiTheme="minorBidi" w:eastAsia="Arial" w:hAnsiTheme="minorBidi" w:cstheme="minorBidi"/>
           <w:color w:val="000000"/>
           <w:rtl/>
         </w:rPr>
-      </w:pPr>
-      <w:r>
+        <w:t xml:space="preserve">מועד הגשה: </w:t>
+      </w:r>
+      <w:r>
+        <w:rPr>
+          <w:rFonts w:asciiTheme="minorBidi" w:eastAsia="Arial" w:hAnsiTheme="minorBidi" w:cstheme="minorBidi"/>
+          <w:rtl/>
+        </w:rPr>
+        <w:t>28.6.26</w:t>
+      </w:r>
+    </w:p>
+    <w:p>
+      <w:pPr>
+        <w:pBdr>
+          <w:top w:val="nil"/>
+          <w:left w:val="nil"/>
+          <w:bottom w:val="nil"/>
+          <w:right w:val="nil"/>
+          <w:between w:val="nil"/>
+        </w:pBdr>
+        <w:ind w:left="360"/>
+        <w:jc w:val="center"/>
+        <w:rPr>
+          <w:rFonts w:asciiTheme="minorBidi" w:eastAsia="Arial" w:hAnsiTheme="minorBidi" w:cstheme="minorBidi"/>
+        </w:rPr>
+      </w:pPr>
+      <w:r>
+        <w:rPr>
+          <w:rFonts w:asciiTheme="minorBidi" w:eastAsia="Arial" w:hAnsiTheme="minorBidi" w:cstheme="minorBidi"/>
+        </w:rPr>
+        <w:t>Col</w:t>
+      </w:r>
+      <w:r>
+        <w:rPr>
+          <w:rFonts w:asciiTheme="minorBidi" w:eastAsia="Arial" w:hAnsiTheme="minorBidi" w:cstheme="minorBidi"/>
+        </w:rPr>
+        <w:t>ab:</w:t>
+      </w:r>
+      <w:hyperlink r:id="rId9" w:history="1">
+        <w:r>
+          <w:rPr>
+            <w:rStyle w:val="Hyperlink"/>
+            <w:rFonts w:asciiTheme="minorBidi" w:eastAsia="Arial" w:hAnsiTheme="minorBidi" w:cstheme="minorBidi"/>
+          </w:rPr>
+          <w:t>https://drive.google.com/file/d/1pWt-Hfw3-Xx0JYThJ0iEvfi5wR6oB9C</w:t>
+        </w:r>
+        <w:r>
+          <w:rPr>
+            <w:rStyle w:val="Hyperlink"/>
+            <w:rFonts w:asciiTheme="minorBidi" w:eastAsia="Arial" w:hAnsiTheme="minorBidi" w:cstheme="minorBidi"/>
+          </w:rPr>
+          <w:t>r</w:t>
+        </w:r>
+        <w:r>
+          <w:rPr>
+            <w:rStyle w:val="Hyperlink"/>
+            <w:rFonts w:asciiTheme="minorBidi" w:eastAsia="Arial" w:hAnsiTheme="minorBidi" w:cstheme="minorBidi"/>
+          </w:rPr>
+          <w:t>/view?usp=drive_link</w:t>
+        </w:r>
+      </w:hyperlink>
+    </w:p>
+    <w:p>
+      <w:pPr>
+        <w:pBdr>
+          <w:top w:val="nil"/>
+          <w:left w:val="nil"/>
+          <w:bottom w:val="nil"/>
+          <w:right w:val="nil"/>
+          <w:between w:val="nil"/>
+        </w:pBdr>
+        <w:ind w:left="360"/>
+        <w:jc w:val="center"/>
         <w:rPr>
           <w:rFonts w:asciiTheme="minorBidi" w:eastAsia="Arial" w:hAnsiTheme="minorBidi" w:cstheme="minorBidi"/>
           <w:color w:val="000000"/>
           <w:rtl/>
         </w:rPr>
-        <w:t xml:space="preserve">מועד הגשה: </w:t>
-      </w:r>
-      <w:r>
-        <w:rPr>
-          <w:rFonts w:asciiTheme="minorBidi" w:eastAsia="Arial" w:hAnsiTheme="minorBidi" w:cstheme="minorBidi"/>
-          <w:rtl/>
-        </w:rPr>
-        <w:t>28.6.26</w:t>
-      </w:r>
+      </w:pPr>
+      <w:hyperlink r:id="rId10" w:history="1">
+        <w:r>
+          <w:rPr>
+            <w:rStyle w:val="Hyperlink"/>
+            <w:rFonts w:asciiTheme="minorBidi" w:eastAsia="Arial" w:hAnsiTheme="minorBidi" w:cstheme="minorBidi"/>
+          </w:rPr>
+          <w:t>https://github.com/yonigri92/Ecological-Models-Team-YFG</w:t>
+        </w:r>
+      </w:hyperlink>
     </w:p>
     <w:p>
       <w:pPr>
@@ -114,23 +181,7 @@
           <w:rFonts w:asciiTheme="minorBidi" w:eastAsia="Arial" w:hAnsiTheme="minorBidi" w:cstheme="minorBidi"/>
           <w:rtl/>
         </w:rPr>
-        <w:t xml:space="preserve">יש למנות </w:t>
-      </w:r>
-      <w:proofErr w:type="spellStart"/>
-      <w:r>
-        <w:rPr>
-          <w:rFonts w:asciiTheme="minorBidi" w:eastAsia="Arial" w:hAnsiTheme="minorBidi" w:cstheme="minorBidi"/>
-          <w:rtl/>
-        </w:rPr>
-        <w:t>מהנדס.ת</w:t>
-      </w:r>
-      <w:proofErr w:type="spellEnd"/>
-      <w:r>
-        <w:rPr>
-          <w:rFonts w:asciiTheme="minorBidi" w:eastAsia="Arial" w:hAnsiTheme="minorBidi" w:cstheme="minorBidi"/>
-          <w:rtl/>
-        </w:rPr>
-        <w:t xml:space="preserve"> מערכת בכל צוות</w:t>
+        <w:t>יש למנות מהנדס.ת מערכת בכל צוות</w:t>
       </w:r>
       <w:r>
         <w:rPr>
@@ -185,23 +236,7 @@
           <w:rFonts w:asciiTheme="minorBidi" w:eastAsia="Arial" w:hAnsiTheme="minorBidi" w:cstheme="minorBidi"/>
           <w:rtl/>
         </w:rPr>
-        <w:t xml:space="preserve">.  נא לרשום את שם </w:t>
-      </w:r>
-      <w:proofErr w:type="spellStart"/>
-      <w:r>
-        <w:rPr>
-          <w:rFonts w:asciiTheme="minorBidi" w:eastAsia="Arial" w:hAnsiTheme="minorBidi" w:cstheme="minorBidi"/>
-          <w:rtl/>
-        </w:rPr>
-        <w:t>הסטודנט.ית</w:t>
-      </w:r>
-      <w:proofErr w:type="spellEnd"/>
-      <w:r>
-        <w:rPr>
-          <w:rFonts w:asciiTheme="minorBidi" w:eastAsia="Arial" w:hAnsiTheme="minorBidi" w:cstheme="minorBidi"/>
-          <w:rtl/>
-        </w:rPr>
-        <w:t xml:space="preserve"> בתרגיל זה</w:t>
+        <w:t>.  נא לרשום את שם הסטודנט.ית בתרגיל זה</w:t>
       </w:r>
       <w:r>
         <w:rPr>
@@ -224,23 +259,7 @@
           <w:rFonts w:asciiTheme="minorBidi" w:eastAsia="Arial" w:hAnsiTheme="minorBidi" w:cstheme="minorBidi"/>
           <w:rtl/>
         </w:rPr>
-        <w:t xml:space="preserve">. על </w:t>
-      </w:r>
-      <w:proofErr w:type="spellStart"/>
-      <w:r>
-        <w:rPr>
-          <w:rFonts w:asciiTheme="minorBidi" w:eastAsia="Arial" w:hAnsiTheme="minorBidi" w:cstheme="minorBidi"/>
-          <w:rtl/>
-        </w:rPr>
-        <w:t>מהנדס.ת</w:t>
-      </w:r>
-      <w:proofErr w:type="spellEnd"/>
-      <w:r>
-        <w:rPr>
-          <w:rFonts w:asciiTheme="minorBidi" w:eastAsia="Arial" w:hAnsiTheme="minorBidi" w:cstheme="minorBidi"/>
-          <w:rtl/>
-        </w:rPr>
-        <w:t xml:space="preserve"> המערכת לכתוב כיצד נעשתה חלוקת העבודה מול הצוות, מה היו המשימות של כל חבר צוות, האם היה ממשק בין חברי הצוות, והאם המשימות מולאו:</w:t>
+        <w:t>. על מהנדס.ת המערכת לכתוב כיצד נעשתה חלוקת העבודה מול הצוות, מה היו המשימות של כל חבר צוות, האם היה ממשק בין חברי הצוות, והאם המשימות מולאו:</w:t>
       </w:r>
     </w:p>
     <w:tbl>
@@ -375,17 +394,8 @@
                 <w:rFonts w:asciiTheme="minorBidi" w:eastAsia="Arial" w:hAnsiTheme="minorBidi" w:cstheme="minorBidi"/>
                 <w:rtl/>
               </w:rPr>
-              <w:t xml:space="preserve"> </w:t>
-            </w:r>
-            <w:proofErr w:type="spellStart"/>
-            <w:r>
-              <w:rPr>
-                <w:rFonts w:asciiTheme="minorBidi" w:eastAsia="Arial" w:hAnsiTheme="minorBidi" w:cstheme="minorBidi"/>
-                <w:rtl/>
-              </w:rPr>
-              <w:t>הכל</w:t>
-            </w:r>
-            <w:proofErr w:type="spellEnd"/>
+              <w:t xml:space="preserve"> הכל</w:t>
+            </w:r>
           </w:p>
         </w:tc>
         <w:tc>
@@ -400,7 +410,6 @@
                 <w:rFonts w:asciiTheme="minorBidi" w:eastAsia="Arial" w:hAnsiTheme="minorBidi" w:cstheme="minorBidi"/>
               </w:rPr>
             </w:pPr>
-            <w:proofErr w:type="spellStart"/>
             <w:r>
               <w:rPr>
                 <w:rFonts w:asciiTheme="minorBidi" w:eastAsia="Arial" w:hAnsiTheme="minorBidi" w:cstheme="minorBidi"/>
@@ -408,7 +417,6 @@
               </w:rPr>
               <w:t>הכל</w:t>
             </w:r>
-            <w:proofErr w:type="spellEnd"/>
           </w:p>
         </w:tc>
       </w:tr>
@@ -580,7 +588,6 @@
         </w:rPr>
         <w:t xml:space="preserve">מערכת אקולוגית מוגדרת </w:t>
       </w:r>
-      <w:proofErr w:type="spellStart"/>
       <w:r>
         <w:rPr>
           <w:rFonts w:asciiTheme="minorBidi" w:eastAsia="Arial" w:hAnsiTheme="minorBidi" w:cstheme="minorBidi"/>
@@ -593,15 +600,7 @@
           <w:rFonts w:asciiTheme="minorBidi" w:eastAsia="Arial" w:hAnsiTheme="minorBidi" w:cstheme="minorBidi"/>
           <w:rtl/>
         </w:rPr>
-        <w:t>זהו</w:t>
-      </w:r>
-      <w:proofErr w:type="spellEnd"/>
-      <w:r>
-        <w:rPr>
-          <w:rFonts w:asciiTheme="minorBidi" w:eastAsia="Arial" w:hAnsiTheme="minorBidi" w:cstheme="minorBidi"/>
-          <w:rtl/>
-        </w:rPr>
-        <w:t xml:space="preserve"> את הרכיבים העיקריים של המערכת לפי מודל </w:t>
+        <w:t xml:space="preserve">זהו את הרכיבים העיקריים של המערכת לפי מודל </w:t>
       </w:r>
       <w:r>
         <w:rPr>
@@ -985,23 +984,7 @@
           <w:rFonts w:asciiTheme="minorBidi" w:eastAsia="Arial" w:hAnsiTheme="minorBidi" w:cstheme="minorBidi"/>
           <w:rtl/>
         </w:rPr>
-        <w:t xml:space="preserve">ככל שיש יותר רקמה בריאה היא מהווה בית גידול </w:t>
-      </w:r>
-      <w:proofErr w:type="spellStart"/>
-      <w:r>
-        <w:rPr>
-          <w:rFonts w:asciiTheme="minorBidi" w:eastAsia="Arial" w:hAnsiTheme="minorBidi" w:cstheme="minorBidi"/>
-          <w:rtl/>
-        </w:rPr>
-        <w:t>לחידקים</w:t>
-      </w:r>
-      <w:proofErr w:type="spellEnd"/>
-      <w:r>
-        <w:rPr>
-          <w:rFonts w:asciiTheme="minorBidi" w:eastAsia="Arial" w:hAnsiTheme="minorBidi" w:cstheme="minorBidi"/>
-          <w:rtl/>
-        </w:rPr>
-        <w:t xml:space="preserve"> רעים אשר גורמים לריקבון</w:t>
+        <w:t>ככל שיש יותר רקמה בריאה היא מהווה בית גידול לחידקים רעים אשר גורמים לריקבון</w:t>
       </w:r>
       <w:r>
         <w:rPr>
@@ -1022,7 +1005,15 @@
           <w:rFonts w:asciiTheme="minorBidi" w:eastAsia="Arial" w:hAnsiTheme="minorBidi" w:cstheme="minorBidi"/>
           <w:rtl/>
         </w:rPr>
-        <w:t xml:space="preserve"> וחומציות הסביבה מתאזנת בחזרה ומאפשרת לחדקים הרעים להתרבות ולהגדיל קצב ריקבון</w:t>
+        <w:t xml:space="preserve"> וחומציות הסביבה מתאזנת בחזרה ומאפשרת לחדקים הרעים להתרבות ולהגדיל </w:t>
+      </w:r>
+      <w:r>
+        <w:rPr>
+          <w:rFonts w:asciiTheme="minorBidi" w:eastAsia="Arial" w:hAnsiTheme="minorBidi" w:cstheme="minorBidi"/>
+          <w:rtl/>
+        </w:rPr>
+        <w:lastRenderedPageBreak/>
+        <w:t>קצב ריקבון</w:t>
       </w:r>
       <w:r>
         <w:rPr>
@@ -1071,7 +1062,6 @@
           <w:szCs w:val="20"/>
           <w:rtl/>
         </w:rPr>
-        <w:lastRenderedPageBreak/>
         <w:t>חלק ב: ניסוח השערות והגדרת משתנים (20%)</w:t>
       </w:r>
     </w:p>
@@ -1252,21 +1242,7 @@
         <w:rPr>
           <w:rFonts w:asciiTheme="minorBidi" w:eastAsia="Arial" w:hAnsiTheme="minorBidi" w:cstheme="minorBidi"/>
         </w:rPr>
-        <w:t xml:space="preserve">Total soluble </w:t>
-      </w:r>
-      <w:proofErr w:type="gramStart"/>
-      <w:r>
-        <w:rPr>
-          <w:rFonts w:asciiTheme="minorBidi" w:eastAsia="Arial" w:hAnsiTheme="minorBidi" w:cstheme="minorBidi"/>
-        </w:rPr>
-        <w:t>Solids(</w:t>
-      </w:r>
-      <w:proofErr w:type="gramEnd"/>
-      <w:r>
-        <w:rPr>
-          <w:rFonts w:asciiTheme="minorBidi" w:eastAsia="Arial" w:hAnsiTheme="minorBidi" w:cstheme="minorBidi"/>
-        </w:rPr>
-        <w:t xml:space="preserve">TSS) – </w:t>
+        <w:t xml:space="preserve">Total soluble Solids(TSS) – </w:t>
       </w:r>
       <w:r>
         <w:rPr>
@@ -1580,23 +1556,7 @@
           <w:rFonts w:asciiTheme="minorBidi" w:eastAsia="Arial" w:hAnsiTheme="minorBidi" w:cstheme="minorBidi"/>
           <w:rtl/>
         </w:rPr>
-        <w:t xml:space="preserve">הסבירו את הקשרים המשוערים בין המשתנים. </w:t>
-      </w:r>
-      <w:proofErr w:type="spellStart"/>
-      <w:r>
-        <w:rPr>
-          <w:rFonts w:asciiTheme="minorBidi" w:eastAsia="Arial" w:hAnsiTheme="minorBidi" w:cstheme="minorBidi"/>
-          <w:rtl/>
-        </w:rPr>
-        <w:t>רישמו</w:t>
-      </w:r>
-      <w:proofErr w:type="spellEnd"/>
-      <w:r>
-        <w:rPr>
-          <w:rFonts w:asciiTheme="minorBidi" w:eastAsia="Arial" w:hAnsiTheme="minorBidi" w:cstheme="minorBidi"/>
-          <w:rtl/>
-        </w:rPr>
-        <w:t xml:space="preserve"> השערות (השערת אפס, השערות נוספות).</w:t>
+        <w:t>הסבירו את הקשרים המשוערים בין המשתנים. רישמו השערות (השערת אפס, השערות נוספות).</w:t>
       </w:r>
     </w:p>
     <w:p>
@@ -1632,23 +1592,7 @@
           <w:rFonts w:asciiTheme="minorBidi" w:eastAsia="Arial" w:hAnsiTheme="minorBidi" w:cstheme="minorBidi"/>
           <w:rtl/>
         </w:rPr>
-        <w:t xml:space="preserve">השערת 0 : לא קיים קשר בין ריכוז החיידקים </w:t>
-      </w:r>
-      <w:proofErr w:type="spellStart"/>
-      <w:r>
-        <w:rPr>
-          <w:rFonts w:asciiTheme="minorBidi" w:eastAsia="Arial" w:hAnsiTheme="minorBidi" w:cstheme="minorBidi"/>
-          <w:rtl/>
-        </w:rPr>
-        <w:t>הלקטיים</w:t>
-      </w:r>
-      <w:proofErr w:type="spellEnd"/>
-      <w:r>
-        <w:rPr>
-          <w:rFonts w:asciiTheme="minorBidi" w:eastAsia="Arial" w:hAnsiTheme="minorBidi" w:cstheme="minorBidi"/>
-          <w:rtl/>
-        </w:rPr>
-        <w:t xml:space="preserve"> ההתחלתי לקצב הריקבון.</w:t>
+        <w:t>השערת 0 : לא קיים קשר בין ריכוז החיידקים הלקטיים ההתחלתי לקצב הריקבון.</w:t>
       </w:r>
       <w:r>
         <w:rPr>
@@ -1685,23 +1629,7 @@
           <w:rFonts w:asciiTheme="minorBidi" w:eastAsia="Arial" w:hAnsiTheme="minorBidi" w:cstheme="minorBidi"/>
           <w:rtl/>
         </w:rPr>
-        <w:t xml:space="preserve">קיים קשר הפוך מובהק בין ריכוז החיידקים </w:t>
-      </w:r>
-      <w:proofErr w:type="spellStart"/>
-      <w:r>
-        <w:rPr>
-          <w:rFonts w:asciiTheme="minorBidi" w:eastAsia="Arial" w:hAnsiTheme="minorBidi" w:cstheme="minorBidi"/>
-          <w:rtl/>
-        </w:rPr>
-        <w:t>הלקטיים</w:t>
-      </w:r>
-      <w:proofErr w:type="spellEnd"/>
-      <w:r>
-        <w:rPr>
-          <w:rFonts w:asciiTheme="minorBidi" w:eastAsia="Arial" w:hAnsiTheme="minorBidi" w:cstheme="minorBidi"/>
-          <w:rtl/>
-        </w:rPr>
-        <w:t xml:space="preserve"> ההתחלתי במערכת לבין קצב צבירת הריקבון של רקמת הצמח</w:t>
+        <w:t>קיים קשר הפוך מובהק בין ריכוז החיידקים הלקטיים ההתחלתי במערכת לבין קצב צבירת הריקבון של רקמת הצמח</w:t>
       </w:r>
       <w:r>
         <w:rPr>
@@ -1755,23 +1683,7 @@
           <w:rFonts w:asciiTheme="minorBidi" w:eastAsia="Arial" w:hAnsiTheme="minorBidi" w:cstheme="minorBidi"/>
           <w:rtl/>
         </w:rPr>
-        <w:t xml:space="preserve">קצב הריקבון של הרקמה יישאר קבוע ואינו תלוי דינמית בגרף התמותה או בריכוז הנוכחי של החיידקים </w:t>
-      </w:r>
-      <w:proofErr w:type="spellStart"/>
-      <w:r>
-        <w:rPr>
-          <w:rFonts w:asciiTheme="minorBidi" w:eastAsia="Arial" w:hAnsiTheme="minorBidi" w:cstheme="minorBidi"/>
-          <w:rtl/>
-        </w:rPr>
-        <w:t>הלקטיים</w:t>
-      </w:r>
-      <w:proofErr w:type="spellEnd"/>
-      <w:r>
-        <w:rPr>
-          <w:rFonts w:asciiTheme="minorBidi" w:eastAsia="Arial" w:hAnsiTheme="minorBidi" w:cstheme="minorBidi"/>
-          <w:rtl/>
-        </w:rPr>
-        <w:t xml:space="preserve"> במערכת</w:t>
+        <w:t>קצב הריקבון של הרקמה יישאר קבוע ואינו תלוי דינמית בגרף התמותה או בריכוז הנוכחי של החיידקים הלקטיים במערכת</w:t>
       </w:r>
       <w:r>
         <w:rPr>
@@ -1818,23 +1730,7 @@
           <w:rFonts w:asciiTheme="minorBidi" w:eastAsia="Arial" w:hAnsiTheme="minorBidi" w:cstheme="minorBidi"/>
           <w:rtl/>
         </w:rPr>
-        <w:t xml:space="preserve">עקומת קצב הריקבון הכללי תציג תאוצה לא-ליניארית לאורך ציר הזמן, כתוצאה מהצטמצמות האוכלוסייה </w:t>
-      </w:r>
-      <w:proofErr w:type="spellStart"/>
-      <w:r>
-        <w:rPr>
-          <w:rFonts w:asciiTheme="minorBidi" w:eastAsia="Arial" w:hAnsiTheme="minorBidi" w:cstheme="minorBidi"/>
-          <w:rtl/>
-        </w:rPr>
-        <w:t>הלקטית</w:t>
-      </w:r>
-      <w:proofErr w:type="spellEnd"/>
-      <w:r>
-        <w:rPr>
-          <w:rFonts w:asciiTheme="minorBidi" w:eastAsia="Arial" w:hAnsiTheme="minorBidi" w:cstheme="minorBidi"/>
-          <w:rtl/>
-        </w:rPr>
-        <w:t xml:space="preserve"> המגינה והסרת אפקט העיכוב החומצי</w:t>
+        <w:t>עקומת קצב הריקבון הכללי תציג תאוצה לא-ליניארית לאורך ציר הזמן, כתוצאה מהצטמצמות האוכלוסייה הלקטית המגינה והסרת אפקט העיכוב החומצי</w:t>
       </w:r>
       <w:r>
         <w:rPr>
@@ -1859,6 +1755,7 @@
           <w:bCs/>
           <w:rtl/>
         </w:rPr>
+        <w:lastRenderedPageBreak/>
         <w:t>קשר בין המשתנים:</w:t>
       </w:r>
       <w:r>
@@ -1925,9 +1822,21 @@
           <w:iCs/>
           <w:rtl/>
         </w:rPr>
-        <w:t xml:space="preserve">ריכוז החיידקים </w:t>
-      </w:r>
-      <w:proofErr w:type="spellStart"/>
+        <w:t>ריכוז החיידקים הלקטיים</w:t>
+      </w:r>
+      <w:r>
+        <w:rPr>
+          <w:rFonts w:asciiTheme="minorBidi" w:hAnsiTheme="minorBidi" w:cstheme="minorBidi"/>
+        </w:rPr>
+        <w:t xml:space="preserve">, </w:t>
+      </w:r>
+      <w:r>
+        <w:rPr>
+          <w:rFonts w:asciiTheme="minorBidi" w:hAnsiTheme="minorBidi" w:cstheme="minorBidi"/>
+          <w:rtl/>
+        </w:rPr>
+        <w:t xml:space="preserve">הנגזרת ישירות מהמשתנה הבלתי תלוי </w:t>
+      </w:r>
       <w:r>
         <w:rPr>
           <w:rFonts w:asciiTheme="minorBidi" w:hAnsiTheme="minorBidi" w:cstheme="minorBidi"/>
@@ -1935,42 +1844,8 @@
           <w:iCs/>
           <w:rtl/>
         </w:rPr>
-        <w:t>הלקטיים</w:t>
-      </w:r>
-      <w:proofErr w:type="spellEnd"/>
-      <w:r>
-        <w:rPr>
-          <w:rFonts w:asciiTheme="minorBidi" w:hAnsiTheme="minorBidi" w:cstheme="minorBidi"/>
-        </w:rPr>
-        <w:t xml:space="preserve">, </w:t>
-      </w:r>
-      <w:r>
-        <w:rPr>
-          <w:rFonts w:asciiTheme="minorBidi" w:hAnsiTheme="minorBidi" w:cstheme="minorBidi"/>
-          <w:rtl/>
-        </w:rPr>
-        <w:t xml:space="preserve">הנגזרת ישירות מהמשתנה הבלתי תלוי </w:t>
-      </w:r>
-      <w:r>
-        <w:rPr>
-          <w:rFonts w:asciiTheme="minorBidi" w:hAnsiTheme="minorBidi" w:cstheme="minorBidi"/>
-          <w:i/>
-          <w:iCs/>
-          <w:rtl/>
-        </w:rPr>
-        <w:t xml:space="preserve">קצב התמותה הטבעי של </w:t>
-      </w:r>
-      <w:proofErr w:type="spellStart"/>
-      <w:r>
-        <w:rPr>
-          <w:rFonts w:asciiTheme="minorBidi" w:hAnsiTheme="minorBidi" w:cstheme="minorBidi"/>
-          <w:i/>
-          <w:iCs/>
-          <w:rtl/>
-        </w:rPr>
-        <w:t>הלקטיים</w:t>
-      </w:r>
-      <w:proofErr w:type="spellEnd"/>
+        <w:t>קצב התמותה הטבעי של הלקטיים</w:t>
+      </w:r>
       <w:r>
         <w:rPr>
           <w:rFonts w:asciiTheme="minorBidi" w:hAnsiTheme="minorBidi" w:cstheme="minorBidi"/>
@@ -1995,23 +1870,7 @@
           <w:rFonts w:asciiTheme="minorBidi" w:hAnsiTheme="minorBidi" w:cstheme="minorBidi"/>
           <w:rtl/>
         </w:rPr>
-        <w:t xml:space="preserve">ככל שריכוז </w:t>
-      </w:r>
-      <w:proofErr w:type="spellStart"/>
-      <w:r>
-        <w:rPr>
-          <w:rFonts w:asciiTheme="minorBidi" w:hAnsiTheme="minorBidi" w:cstheme="minorBidi"/>
-          <w:rtl/>
-        </w:rPr>
-        <w:t>הלקטיים</w:t>
-      </w:r>
-      <w:proofErr w:type="spellEnd"/>
-      <w:r>
-        <w:rPr>
-          <w:rFonts w:asciiTheme="minorBidi" w:hAnsiTheme="minorBidi" w:cstheme="minorBidi"/>
-          <w:rtl/>
-        </w:rPr>
-        <w:t xml:space="preserve"> דועך, נחלש אפקט הבלימה החומצי על האוכלוסייה המזיקה. הדבר מאפשר למשתנה הבלתי תלוי </w:t>
+        <w:t xml:space="preserve">ככל שריכוז הלקטיים דועך, נחלש אפקט הבלימה החומצי על האוכלוסייה המזיקה. הדבר מאפשר למשתנה הבלתי תלוי </w:t>
       </w:r>
       <w:r>
         <w:rPr>
@@ -2027,31 +1886,7 @@
           <w:rFonts w:asciiTheme="minorBidi" w:hAnsiTheme="minorBidi" w:cstheme="minorBidi"/>
           <w:rtl/>
         </w:rPr>
-        <w:t xml:space="preserve"> לבוא לידי </w:t>
-      </w:r>
-      <w:r>
-        <w:rPr>
-          <w:rFonts w:asciiTheme="minorBidi" w:hAnsiTheme="minorBidi" w:cstheme="minorBidi"/>
-          <w:rtl/>
-        </w:rPr>
-        <w:lastRenderedPageBreak/>
-        <w:t xml:space="preserve">ביטוי מלא, ומוביל לעלייה </w:t>
-      </w:r>
-      <w:proofErr w:type="spellStart"/>
-      <w:r>
-        <w:rPr>
-          <w:rFonts w:asciiTheme="minorBidi" w:hAnsiTheme="minorBidi" w:cstheme="minorBidi"/>
-          <w:rtl/>
-        </w:rPr>
-        <w:t>אקספוננציאלית</w:t>
-      </w:r>
-      <w:proofErr w:type="spellEnd"/>
-      <w:r>
-        <w:rPr>
-          <w:rFonts w:asciiTheme="minorBidi" w:hAnsiTheme="minorBidi" w:cstheme="minorBidi"/>
-          <w:rtl/>
-        </w:rPr>
-        <w:t xml:space="preserve"> חדה במשתנה התלוי </w:t>
+        <w:t xml:space="preserve"> לבוא לידי ביטוי מלא, ומוביל לעלייה אקספוננציאלית חדה במשתנה התלוי </w:t>
       </w:r>
       <w:r>
         <w:rPr>
@@ -2073,23 +1908,7 @@
           <w:rFonts w:asciiTheme="minorBidi" w:hAnsiTheme="minorBidi" w:cstheme="minorBidi"/>
           <w:rtl/>
         </w:rPr>
-        <w:t xml:space="preserve">ריבוי </w:t>
-      </w:r>
-      <w:proofErr w:type="spellStart"/>
-      <w:r>
-        <w:rPr>
-          <w:rFonts w:asciiTheme="minorBidi" w:hAnsiTheme="minorBidi" w:cstheme="minorBidi"/>
-          <w:rtl/>
-        </w:rPr>
-        <w:t>מיקרוביאלי</w:t>
-      </w:r>
-      <w:proofErr w:type="spellEnd"/>
-      <w:r>
-        <w:rPr>
-          <w:rFonts w:asciiTheme="minorBidi" w:hAnsiTheme="minorBidi" w:cstheme="minorBidi"/>
-          <w:rtl/>
-        </w:rPr>
-        <w:t xml:space="preserve"> זה מאיץ ישירות את קצב פירוק הרקמה והריקבון הכללי, ומביא לצניחה במדדי האיכות</w:t>
+        <w:t>ריבוי מיקרוביאלי זה מאיץ ישירות את קצב פירוק הרקמה והריקבון הכללי, ומביא לצניחה במדדי האיכות</w:t>
       </w:r>
       <w:r>
         <w:rPr>
@@ -2726,29 +2545,14 @@
               <w:rPr>
                 <w:rFonts w:asciiTheme="minorBidi" w:eastAsiaTheme="minorEastAsia" w:hAnsiTheme="minorBidi" w:cstheme="minorBidi"/>
               </w:rPr>
-              <w:t xml:space="preserve">F </w:t>
-            </w:r>
-            <w:proofErr w:type="gramStart"/>
-            <w:r>
-              <w:rPr>
-                <w:rFonts w:asciiTheme="minorBidi" w:eastAsiaTheme="minorEastAsia" w:hAnsiTheme="minorBidi" w:cstheme="minorBidi"/>
-              </w:rPr>
-              <w:t xml:space="preserve">- </w:t>
+              <w:t xml:space="preserve">F - </w:t>
             </w:r>
             <w:r>
               <w:rPr>
                 <w:rFonts w:asciiTheme="minorBidi" w:eastAsiaTheme="minorEastAsia" w:hAnsiTheme="minorBidi" w:cstheme="minorBidi"/>
                 <w:rtl/>
               </w:rPr>
-              <w:t xml:space="preserve"> ציון</w:t>
-            </w:r>
-            <w:proofErr w:type="gramEnd"/>
-            <w:r>
-              <w:rPr>
-                <w:rFonts w:asciiTheme="minorBidi" w:eastAsiaTheme="minorEastAsia" w:hAnsiTheme="minorBidi" w:cstheme="minorBidi"/>
-                <w:rtl/>
-              </w:rPr>
-              <w:t xml:space="preserve"> הטריות</w:t>
+              <w:t xml:space="preserve"> ציון הטריות</w:t>
             </w:r>
           </w:p>
           <w:p>
@@ -2938,7 +2742,6 @@
                 <w:rtl/>
               </w:rPr>
             </w:pPr>
-            <w:proofErr w:type="gramStart"/>
             <w:r>
               <w:rPr>
                 <w:rFonts w:asciiTheme="minorBidi" w:eastAsiaTheme="minorEastAsia" w:hAnsiTheme="minorBidi" w:cstheme="minorBidi"/>
@@ -2950,35 +2753,13 @@
                 <w:rFonts w:asciiTheme="minorBidi" w:eastAsiaTheme="minorEastAsia" w:hAnsiTheme="minorBidi" w:cstheme="minorBidi"/>
                 <w:rtl/>
               </w:rPr>
-              <w:t xml:space="preserve"> )</w:t>
-            </w:r>
-            <w:proofErr w:type="gramEnd"/>
+              <w:t xml:space="preserve"> ) </w:t>
+            </w:r>
             <w:r>
               <w:rPr>
                 <w:rFonts w:asciiTheme="minorBidi" w:eastAsiaTheme="minorEastAsia" w:hAnsiTheme="minorBidi" w:cstheme="minorBidi"/>
-                <w:rtl/>
-              </w:rPr>
-              <w:t xml:space="preserve"> </w:t>
-            </w:r>
-            <w:r>
-              <w:rPr>
-                <w:rFonts w:asciiTheme="minorBidi" w:eastAsiaTheme="minorEastAsia" w:hAnsiTheme="minorBidi" w:cstheme="minorBidi"/>
-              </w:rPr>
-              <w:t xml:space="preserve"> </w:t>
-            </w:r>
-            <w:proofErr w:type="gramStart"/>
-            <w:r>
-              <w:rPr>
-                <w:rFonts w:asciiTheme="minorBidi" w:eastAsiaTheme="minorEastAsia" w:hAnsiTheme="minorBidi" w:cstheme="minorBidi"/>
-              </w:rPr>
-              <w:t>0,  -</w:t>
-            </w:r>
-            <w:proofErr w:type="gramEnd"/>
-            <w:r>
-              <w:rPr>
-                <w:rFonts w:asciiTheme="minorBidi" w:eastAsiaTheme="minorEastAsia" w:hAnsiTheme="minorBidi" w:cstheme="minorBidi"/>
-              </w:rPr>
-              <w:t xml:space="preserve">  </w:t>
+              </w:rPr>
+              <w:t xml:space="preserve"> 0,  -  </w:t>
             </w:r>
             <w:r>
               <w:rPr>
@@ -3072,6 +2853,7 @@
           <w:rFonts w:asciiTheme="minorBidi" w:eastAsia="Arial" w:hAnsiTheme="minorBidi" w:cstheme="minorBidi"/>
           <w:rtl/>
         </w:rPr>
+        <w:lastRenderedPageBreak/>
         <w:t xml:space="preserve">גרף </w:t>
       </w:r>
       <w:r>
@@ -3187,7 +2969,6 @@
           <w:rFonts w:asciiTheme="minorBidi" w:eastAsia="Arial" w:hAnsiTheme="minorBidi" w:cstheme="minorBidi"/>
           <w:rtl/>
         </w:rPr>
-        <w:lastRenderedPageBreak/>
         <w:t xml:space="preserve">נחליט שקבוצת ה </w:t>
       </w:r>
       <w:r>
@@ -3218,23 +2999,7 @@
           <w:rFonts w:asciiTheme="minorBidi" w:eastAsia="Arial" w:hAnsiTheme="minorBidi" w:cstheme="minorBidi"/>
           <w:rtl/>
         </w:rPr>
-        <w:t xml:space="preserve">ולכל יחידת זמן לכל חישוב טריות נחליט שהבקרה היא הבסיס (עם ציון 0) וכל משחה תשווה את עצמה ביחס </w:t>
-      </w:r>
-      <w:proofErr w:type="spellStart"/>
-      <w:r>
-        <w:rPr>
-          <w:rFonts w:asciiTheme="minorBidi" w:eastAsia="Arial" w:hAnsiTheme="minorBidi" w:cstheme="minorBidi"/>
-          <w:rtl/>
-        </w:rPr>
-        <w:t>להאם</w:t>
-      </w:r>
-      <w:proofErr w:type="spellEnd"/>
-      <w:r>
-        <w:rPr>
-          <w:rFonts w:asciiTheme="minorBidi" w:eastAsia="Arial" w:hAnsiTheme="minorBidi" w:cstheme="minorBidi"/>
-          <w:rtl/>
-        </w:rPr>
-        <w:t xml:space="preserve"> היא טרייה יותר או פחות מהבקרה בזמן זה</w:t>
+        <w:t>ולכל יחידת זמן לכל חישוב טריות נחליט שהבקרה היא הבסיס (עם ציון 0) וכל משחה תשווה את עצמה ביחס להאם היא טרייה יותר או פחות מהבקרה בזמן זה</w:t>
       </w:r>
       <w:r>
         <w:rPr>
@@ -3351,17 +3116,8 @@
           <w:rFonts w:asciiTheme="minorBidi" w:eastAsia="Arial" w:hAnsiTheme="minorBidi" w:cstheme="minorBidi"/>
           <w:rtl/>
         </w:rPr>
-        <w:t xml:space="preserve">מאחר </w:t>
-      </w:r>
-      <w:proofErr w:type="spellStart"/>
-      <w:r>
-        <w:rPr>
-          <w:rFonts w:asciiTheme="minorBidi" w:eastAsia="Arial" w:hAnsiTheme="minorBidi" w:cstheme="minorBidi"/>
-          <w:rtl/>
-        </w:rPr>
-        <w:t>וה</w:t>
-      </w:r>
-      <w:proofErr w:type="spellEnd"/>
+        <w:t>מאחר וה</w:t>
+      </w:r>
       <w:r>
         <w:rPr>
           <w:rFonts w:asciiTheme="minorBidi" w:eastAsia="Arial" w:hAnsiTheme="minorBidi" w:cstheme="minorBidi"/>
@@ -3863,7 +3619,6 @@
           <w:rFonts w:asciiTheme="minorBidi" w:eastAsia="Arial" w:hAnsiTheme="minorBidi" w:cstheme="minorBidi"/>
           <w:rtl/>
         </w:rPr>
-        <w:lastRenderedPageBreak/>
         <w:t>הריצו מבחן סטטיסטי מתאים על הנתונים שאספתם, לפי ההשערות שניסחתם. כתבו במדויק את התוצאות של המבחן והסבירו את התוצאות.</w:t>
       </w:r>
     </w:p>
@@ -4398,69 +4153,52 @@
                 <w:rFonts w:asciiTheme="minorBidi" w:eastAsia="Arial" w:hAnsiTheme="minorBidi" w:cstheme="minorBidi"/>
                 <w:rtl/>
               </w:rPr>
-              <w:t xml:space="preserve">עומס </w:t>
-            </w:r>
-            <w:proofErr w:type="spellStart"/>
+              <w:t>עומס הבקטרוריות המקלקלות נמצא בשלב זה בשלב הלג</w:t>
+            </w:r>
+            <w:r>
+              <w:rPr>
+                <w:rFonts w:asciiTheme="minorBidi" w:eastAsia="Arial" w:hAnsiTheme="minorBidi" w:cstheme="minorBidi"/>
+              </w:rPr>
+              <w:t xml:space="preserve"> (Lag Phase) </w:t>
+            </w:r>
             <w:r>
               <w:rPr>
                 <w:rFonts w:asciiTheme="minorBidi" w:eastAsia="Arial" w:hAnsiTheme="minorBidi" w:cstheme="minorBidi"/>
                 <w:rtl/>
               </w:rPr>
-              <w:t>הבקטרוריות</w:t>
-            </w:r>
-            <w:proofErr w:type="spellEnd"/>
+              <w:t>שלו, ולכן טרם נפתחו פערים ניכרים בין החסות המוגנות ללא-מו</w:t>
+            </w:r>
+            <w:r>
+              <w:rPr>
+                <w:rFonts w:asciiTheme="minorBidi" w:eastAsia="Arial" w:hAnsiTheme="minorBidi" w:cstheme="minorBidi"/>
+              </w:rPr>
+              <w:t>г</w:t>
+            </w:r>
             <w:r>
               <w:rPr>
                 <w:rFonts w:asciiTheme="minorBidi" w:eastAsia="Arial" w:hAnsiTheme="minorBidi" w:cstheme="minorBidi"/>
                 <w:rtl/>
               </w:rPr>
-              <w:t xml:space="preserve"> המקלקלות נמצא בשלב זה בשלב הלג</w:t>
-            </w:r>
-            <w:r>
-              <w:rPr>
-                <w:rFonts w:asciiTheme="minorBidi" w:eastAsia="Arial" w:hAnsiTheme="minorBidi" w:cstheme="minorBidi"/>
-              </w:rPr>
-              <w:t xml:space="preserve"> (Lag Phase) </w:t>
+              <w:t>נות</w:t>
+            </w:r>
+            <w:r>
+              <w:rPr>
+                <w:rFonts w:asciiTheme="minorBidi" w:eastAsia="Arial" w:hAnsiTheme="minorBidi" w:cstheme="minorBidi"/>
+              </w:rPr>
+              <w:t>.</w:t>
             </w:r>
             <w:r>
               <w:rPr>
                 <w:rFonts w:asciiTheme="minorBidi" w:eastAsia="Arial" w:hAnsiTheme="minorBidi" w:cstheme="minorBidi"/>
                 <w:rtl/>
               </w:rPr>
-              <w:t>שלו, ולכן טרם נפתחו פערים ניכרים בין החסות המוגנות ללא-מו</w:t>
-            </w:r>
-            <w:r>
-              <w:rPr>
-                <w:rFonts w:asciiTheme="minorBidi" w:eastAsia="Arial" w:hAnsiTheme="minorBidi" w:cstheme="minorBidi"/>
-              </w:rPr>
-              <w:t>г</w:t>
-            </w:r>
-            <w:proofErr w:type="spellStart"/>
-            <w:r>
-              <w:rPr>
-                <w:rFonts w:asciiTheme="minorBidi" w:eastAsia="Arial" w:hAnsiTheme="minorBidi" w:cstheme="minorBidi"/>
-                <w:rtl/>
-              </w:rPr>
-              <w:t>נות</w:t>
-            </w:r>
-            <w:proofErr w:type="spellEnd"/>
-            <w:r>
-              <w:rPr>
-                <w:rFonts w:asciiTheme="minorBidi" w:eastAsia="Arial" w:hAnsiTheme="minorBidi" w:cstheme="minorBidi"/>
-              </w:rPr>
-              <w:t>.</w:t>
-            </w:r>
-            <w:r>
-              <w:rPr>
-                <w:rFonts w:asciiTheme="minorBidi" w:eastAsia="Arial" w:hAnsiTheme="minorBidi" w:cstheme="minorBidi"/>
-                <w:rtl/>
-              </w:rPr>
               <w:br/>
             </w:r>
             <w:r>
               <w:rPr>
                 <w:rFonts w:asciiTheme="minorBidi" w:eastAsia="Arial" w:hAnsiTheme="minorBidi" w:cstheme="minorBidi"/>
               </w:rPr>
+              <w:lastRenderedPageBreak/>
               <w:t xml:space="preserve">  </w:t>
             </w:r>
             <w:r>
@@ -4575,7 +4313,6 @@
                 <w:bCs/>
                 <w:rtl/>
               </w:rPr>
-              <w:lastRenderedPageBreak/>
               <w:t>משחה</w:t>
             </w:r>
             <w:r>
@@ -4612,23 +4349,7 @@
                 <w:rFonts w:asciiTheme="minorBidi" w:eastAsia="Arial" w:hAnsiTheme="minorBidi" w:cstheme="minorBidi"/>
                 <w:rtl/>
               </w:rPr>
-              <w:t xml:space="preserve">(הפרש איכות חיובי ניכר מול החסה הלא-מטופלת). ממצא זה מאשש מתמטית את מנגנון המודל הממומש: החיידקים </w:t>
-            </w:r>
-            <w:proofErr w:type="spellStart"/>
-            <w:r>
-              <w:rPr>
-                <w:rFonts w:asciiTheme="minorBidi" w:eastAsia="Arial" w:hAnsiTheme="minorBidi" w:cstheme="minorBidi"/>
-                <w:rtl/>
-              </w:rPr>
-              <w:t>הלקטיים</w:t>
-            </w:r>
-            <w:proofErr w:type="spellEnd"/>
-            <w:r>
-              <w:rPr>
-                <w:rFonts w:asciiTheme="minorBidi" w:eastAsia="Arial" w:hAnsiTheme="minorBidi" w:cstheme="minorBidi"/>
-                <w:rtl/>
-              </w:rPr>
-              <w:t xml:space="preserve"> שבמשחה מפעילים את מקדם העיכוב, בולמים אקטיבית את התרבות המקלקלים, ובכך מונעים את הרס הרקמה ומאריכים את חיי המדף של התוצרת</w:t>
+              <w:t>(הפרש איכות חיובי ניכר מול החסה הלא-מטופלת). ממצא זה מאשש מתמטית את מנגנון המודל הממומש: החיידקים הלקטיים שבמשחה מפעילים את מקדם העיכוב, בולמים אקטיבית את התרבות המקלקלים, ובכך מונעים את הרס הרקמה ומאריכים את חיי המדף של התוצרת</w:t>
             </w:r>
             <w:r>
               <w:rPr>
@@ -4801,23 +4522,7 @@
           <w:rFonts w:asciiTheme="minorBidi" w:eastAsia="Arial" w:hAnsiTheme="minorBidi" w:cstheme="minorBidi"/>
           <w:rtl/>
         </w:rPr>
-        <w:t xml:space="preserve">כל תא ברקמה יכול להימצא באחד מארבעה מצבים: רקמה בריאה, אזור מוגן (על ידי חיידקים </w:t>
-      </w:r>
-      <w:proofErr w:type="spellStart"/>
-      <w:r>
-        <w:rPr>
-          <w:rFonts w:asciiTheme="minorBidi" w:eastAsia="Arial" w:hAnsiTheme="minorBidi" w:cstheme="minorBidi"/>
-          <w:rtl/>
-        </w:rPr>
-        <w:t>לקטיים</w:t>
-      </w:r>
-      <w:proofErr w:type="spellEnd"/>
-      <w:r>
-        <w:rPr>
-          <w:rFonts w:asciiTheme="minorBidi" w:eastAsia="Arial" w:hAnsiTheme="minorBidi" w:cstheme="minorBidi"/>
-          <w:rtl/>
-        </w:rPr>
-        <w:t>), אזור מזוהם (על ידי חיידקים מקלקלים), או מטריצה רקובה</w:t>
+        <w:t>כל תא ברקמה יכול להימצא באחד מארבעה מצבים: רקמה בריאה, אזור מוגן (על ידי חיידקים לקטיים), אזור מזוהם (על ידי חיידקים מקלקלים), או מטריצה רקובה</w:t>
       </w:r>
       <w:r>
         <w:rPr>
@@ -4959,23 +4664,7 @@
           <w:rFonts w:asciiTheme="minorBidi" w:eastAsia="Arial" w:hAnsiTheme="minorBidi" w:cstheme="minorBidi"/>
           <w:rtl/>
         </w:rPr>
-        <w:t xml:space="preserve">חיידקים </w:t>
-      </w:r>
-      <w:proofErr w:type="spellStart"/>
-      <w:r>
-        <w:rPr>
-          <w:rFonts w:asciiTheme="minorBidi" w:eastAsia="Arial" w:hAnsiTheme="minorBidi" w:cstheme="minorBidi"/>
-          <w:rtl/>
-        </w:rPr>
-        <w:t>לקטיים</w:t>
-      </w:r>
-      <w:proofErr w:type="spellEnd"/>
-      <w:r>
-        <w:rPr>
-          <w:rFonts w:asciiTheme="minorBidi" w:eastAsia="Arial" w:hAnsiTheme="minorBidi" w:cstheme="minorBidi"/>
-          <w:rtl/>
-        </w:rPr>
-        <w:t xml:space="preserve"> (הציפוי האקטיבי) מפרישים "עננת חומציות" לתאים שכנים. עננה זו מורידה את האנרגיה של החיידקים המקלקלים ובולמת את יכולת השכפול שלהם</w:t>
+        <w:t>חיידקים לקטיים (הציפוי האקטיבי) מפרישים "עננת חומציות" לתאים שכנים. עננה זו מורידה את האנרגיה של החיידקים המקלקלים ובולמת את יכולת השכפול שלהם</w:t>
       </w:r>
       <w:r>
         <w:rPr>
@@ -5244,7 +4933,15 @@
           <w:rFonts w:asciiTheme="minorBidi" w:eastAsia="Arial" w:hAnsiTheme="minorBidi" w:cstheme="minorBidi"/>
           <w:rtl/>
         </w:rPr>
-        <w:t>הוכיח כי התהליכים האקולוגיים השונים (נשימה, איבוד משקל, שינויי מרקם וריבוי מיקרואורגניזמים) אינם מתרחשים במנותק, אלא מתלכדים לרכיב דעיכה מרכזי יחיד</w:t>
+        <w:t xml:space="preserve">הוכיח כי התהליכים האקולוגיים השונים (נשימה, איבוד משקל, שינויי מרקם וריבוי מיקרואורגניזמים) אינם מתרחשים במנותק, אלא מתלכדים </w:t>
+      </w:r>
+      <w:r>
+        <w:rPr>
+          <w:rFonts w:asciiTheme="minorBidi" w:eastAsia="Arial" w:hAnsiTheme="minorBidi" w:cstheme="minorBidi"/>
+          <w:rtl/>
+        </w:rPr>
+        <w:lastRenderedPageBreak/>
+        <w:t>לרכיב דעיכה מרכזי יחיד</w:t>
       </w:r>
       <w:r>
         <w:rPr>
@@ -5305,7 +5002,6 @@
           <w:bCs/>
           <w:rtl/>
         </w:rPr>
-        <w:lastRenderedPageBreak/>
         <w:t>יכולת החיזוי של תופעות אלו במרחב</w:t>
       </w:r>
       <w:r>
@@ -5353,23 +5049,7 @@
           <w:rFonts w:asciiTheme="minorBidi" w:eastAsia="Arial" w:hAnsiTheme="minorBidi" w:cstheme="minorBidi"/>
           <w:rtl/>
         </w:rPr>
-        <w:t xml:space="preserve">המשמש כ"מעבדה וירטואלית" לחיזוי התנהגות האוכלוסיות </w:t>
-      </w:r>
-      <w:proofErr w:type="spellStart"/>
-      <w:r>
-        <w:rPr>
-          <w:rFonts w:asciiTheme="minorBidi" w:eastAsia="Arial" w:hAnsiTheme="minorBidi" w:cstheme="minorBidi"/>
-          <w:rtl/>
-        </w:rPr>
-        <w:t>המיקרוביאליות</w:t>
-      </w:r>
-      <w:proofErr w:type="spellEnd"/>
-      <w:r>
-        <w:rPr>
-          <w:rFonts w:asciiTheme="minorBidi" w:eastAsia="Arial" w:hAnsiTheme="minorBidi" w:cstheme="minorBidi"/>
-          <w:rtl/>
-        </w:rPr>
-        <w:t>. בניגוד לחיזוי סטטיסטי רגיל, ה</w:t>
+        <w:t>המשמש כ"מעבדה וירטואלית" לחיזוי התנהגות האוכלוסיות המיקרוביאליות. בניגוד לחיזוי סטטיסטי רגיל, ה</w:t>
       </w:r>
       <w:r>
         <w:rPr>
@@ -5484,39 +5164,7 @@
           <w:rFonts w:asciiTheme="minorBidi" w:eastAsia="Arial" w:hAnsiTheme="minorBidi" w:cstheme="minorBidi"/>
           <w:rtl/>
         </w:rPr>
-        <w:t xml:space="preserve">המודל מאפשר לחזות את ה"רגע הקריטי" שבו אוכלוסיית החיידקים </w:t>
-      </w:r>
-      <w:proofErr w:type="spellStart"/>
-      <w:r>
-        <w:rPr>
-          <w:rFonts w:asciiTheme="minorBidi" w:eastAsia="Arial" w:hAnsiTheme="minorBidi" w:cstheme="minorBidi"/>
-          <w:rtl/>
-        </w:rPr>
-        <w:t>הלקטיים</w:t>
-      </w:r>
-      <w:proofErr w:type="spellEnd"/>
-      <w:r>
-        <w:rPr>
-          <w:rFonts w:asciiTheme="minorBidi" w:eastAsia="Arial" w:hAnsiTheme="minorBidi" w:cstheme="minorBidi"/>
-          <w:rtl/>
-        </w:rPr>
-        <w:t xml:space="preserve"> (הציפוי האקטיבי) נחלשת מדי, מה שמוביל לזינוק פתאומי </w:t>
-      </w:r>
-      <w:proofErr w:type="spellStart"/>
-      <w:r>
-        <w:rPr>
-          <w:rFonts w:asciiTheme="minorBidi" w:eastAsia="Arial" w:hAnsiTheme="minorBidi" w:cstheme="minorBidi"/>
-          <w:rtl/>
-        </w:rPr>
-        <w:t>ואקספוננציאלי</w:t>
-      </w:r>
-      <w:proofErr w:type="spellEnd"/>
-      <w:r>
-        <w:rPr>
-          <w:rFonts w:asciiTheme="minorBidi" w:eastAsia="Arial" w:hAnsiTheme="minorBidi" w:cstheme="minorBidi"/>
-          <w:rtl/>
-        </w:rPr>
-        <w:t xml:space="preserve"> בריבוי הבקטריות המקלקלות. יכולת זו מאפשרת למערכת לנבא את סוף חיי המדף לא רק כקו מגמה, אלא כתוצאה של "הפסד בקרב" האקולוגי על העלה</w:t>
+        <w:t>המודל מאפשר לחזות את ה"רגע הקריטי" שבו אוכלוסיית החיידקים הלקטיים (הציפוי האקטיבי) נחלשת מדי, מה שמוביל לזינוק פתאומי ואקספוננציאלי בריבוי הבקטריות המקלקלות. יכולת זו מאפשרת למערכת לנבא את סוף חיי המדף לא רק כקו מגמה, אלא כתוצאה של "הפסד בקרב" האקולוגי על העלה</w:t>
       </w:r>
       <w:r>
         <w:rPr>
@@ -5653,17 +5301,8 @@
           <w:rFonts w:asciiTheme="minorBidi" w:eastAsia="Arial" w:hAnsiTheme="minorBidi" w:cstheme="minorBidi"/>
           <w:rtl/>
         </w:rPr>
-        <w:t xml:space="preserve">כתיבת קוד </w:t>
-      </w:r>
-      <w:proofErr w:type="spellStart"/>
-      <w:r>
-        <w:rPr>
-          <w:rFonts w:asciiTheme="minorBidi" w:eastAsia="Arial" w:hAnsiTheme="minorBidi" w:cstheme="minorBidi"/>
-          <w:rtl/>
-        </w:rPr>
-        <w:t>בקולאב</w:t>
-      </w:r>
-      <w:proofErr w:type="spellEnd"/>
+        <w:t>כתיבת קוד בקולאב</w:t>
+      </w:r>
     </w:p>
     <w:p>
       <w:pPr>
@@ -5681,23 +5320,7 @@
           <w:rFonts w:asciiTheme="minorBidi" w:eastAsia="Arial" w:hAnsiTheme="minorBidi" w:cstheme="minorBidi"/>
           <w:rtl/>
         </w:rPr>
-        <w:t xml:space="preserve">יצירת </w:t>
-      </w:r>
-      <w:proofErr w:type="spellStart"/>
-      <w:r>
-        <w:rPr>
-          <w:rFonts w:asciiTheme="minorBidi" w:eastAsia="Arial" w:hAnsiTheme="minorBidi" w:cstheme="minorBidi"/>
-          <w:rtl/>
-        </w:rPr>
-        <w:t>דשבורד</w:t>
-      </w:r>
-      <w:proofErr w:type="spellEnd"/>
-      <w:r>
-        <w:rPr>
-          <w:rFonts w:asciiTheme="minorBidi" w:eastAsia="Arial" w:hAnsiTheme="minorBidi" w:cstheme="minorBidi"/>
-          <w:rtl/>
-        </w:rPr>
-        <w:t xml:space="preserve"> הממחיש את הנתונים</w:t>
+        <w:t>יצירת דשבורד הממחיש את הנתונים</w:t>
       </w:r>
     </w:p>
     <w:p>
@@ -5827,17 +5450,8 @@
           <w:rFonts w:asciiTheme="minorBidi" w:eastAsia="Arial" w:hAnsiTheme="minorBidi" w:cstheme="minorBidi"/>
           <w:rtl/>
         </w:rPr>
-        <w:t xml:space="preserve">יחידות חיידקים </w:t>
-      </w:r>
-      <w:proofErr w:type="spellStart"/>
-      <w:r>
-        <w:rPr>
-          <w:rFonts w:asciiTheme="minorBidi" w:eastAsia="Arial" w:hAnsiTheme="minorBidi" w:cstheme="minorBidi"/>
-          <w:rtl/>
-        </w:rPr>
-        <w:t>לקטיים</w:t>
-      </w:r>
-      <w:proofErr w:type="spellEnd"/>
+        <w:t>יחידות חיידקים לקטיים</w:t>
+      </w:r>
       <w:r>
         <w:rPr>
           <w:rFonts w:asciiTheme="minorBidi" w:eastAsia="Arial" w:hAnsiTheme="minorBidi" w:cstheme="minorBidi"/>
@@ -5910,55 +5524,7 @@
           <w:rFonts w:asciiTheme="minorBidi" w:eastAsia="Arial" w:hAnsiTheme="minorBidi" w:cstheme="minorBidi"/>
           <w:rtl/>
         </w:rPr>
-        <w:t xml:space="preserve">תרחיש זה מייצג את נקודת העבודה הסטנדרטית של הציפוי האקטיבי (פורמולת הבסיס). במרחב הסימולציה נצפה שיווי משקל דינמי מקומי; החיידקים </w:t>
-      </w:r>
-      <w:proofErr w:type="spellStart"/>
-      <w:r>
-        <w:rPr>
-          <w:rFonts w:asciiTheme="minorBidi" w:eastAsia="Arial" w:hAnsiTheme="minorBidi" w:cstheme="minorBidi"/>
-          <w:rtl/>
-        </w:rPr>
-        <w:t>הלקטיים</w:t>
-      </w:r>
-      <w:proofErr w:type="spellEnd"/>
-      <w:r>
-        <w:rPr>
-          <w:rFonts w:asciiTheme="minorBidi" w:eastAsia="Arial" w:hAnsiTheme="minorBidi" w:cstheme="minorBidi"/>
-          <w:rtl/>
-        </w:rPr>
-        <w:t xml:space="preserve"> מפרישים חומציות בצורה יעילה ויוצרים "עננות הגנה" מקומיות המאיטות ומבודדות את מוקדי הזיהום הראשוניים. הריקבון מתקדם בצורה מבוקרת ואיטית מאוד, ונלחם בהפרשות </w:t>
-      </w:r>
-      <w:proofErr w:type="spellStart"/>
-      <w:r>
-        <w:rPr>
-          <w:rFonts w:asciiTheme="minorBidi" w:eastAsia="Arial" w:hAnsiTheme="minorBidi" w:cstheme="minorBidi"/>
-          <w:rtl/>
-        </w:rPr>
-        <w:t>החידקים</w:t>
-      </w:r>
-      <w:proofErr w:type="spellEnd"/>
-      <w:r>
-        <w:rPr>
-          <w:rFonts w:asciiTheme="minorBidi" w:eastAsia="Arial" w:hAnsiTheme="minorBidi" w:cstheme="minorBidi"/>
-          <w:rtl/>
-        </w:rPr>
-        <w:t xml:space="preserve"> הלקטים עד שהם עוברית תמותה טבעים ולאחר מכן מתפוצץ באופן </w:t>
-      </w:r>
-      <w:proofErr w:type="spellStart"/>
-      <w:r>
-        <w:rPr>
-          <w:rFonts w:asciiTheme="minorBidi" w:eastAsia="Arial" w:hAnsiTheme="minorBidi" w:cstheme="minorBidi"/>
-          <w:rtl/>
-        </w:rPr>
-        <w:t>אקפוננציאלי</w:t>
-      </w:r>
-      <w:proofErr w:type="spellEnd"/>
-      <w:r>
-        <w:rPr>
-          <w:rFonts w:asciiTheme="minorBidi" w:eastAsia="Arial" w:hAnsiTheme="minorBidi" w:cstheme="minorBidi"/>
-          <w:rtl/>
-        </w:rPr>
-        <w:t xml:space="preserve"> ומקלקל את החסה לריקבון.</w:t>
+        <w:t>תרחיש זה מייצג את נקודת העבודה הסטנדרטית של הציפוי האקטיבי (פורמולת הבסיס). במרחב הסימולציה נצפה שיווי משקל דינמי מקומי; החיידקים הלקטיים מפרישים חומציות בצורה יעילה ויוצרים "עננות הגנה" מקומיות המאיטות ומבודדות את מוקדי הזיהום הראשוניים. הריקבון מתקדם בצורה מבוקרת ואיטית מאוד, ונלחם בהפרשות החידקים הלקטים עד שהם עוברית תמותה טבעים ולאחר מכן מתפוצץ באופן אקפוננציאלי ומקלקל את החסה לריקבון.</w:t>
       </w:r>
     </w:p>
     <w:p>
@@ -6044,27 +5610,7 @@
           <w:szCs w:val="22"/>
           <w:rtl/>
         </w:rPr>
-        <w:t xml:space="preserve">יחידות חיידקים מקלקלים, 10 יחידות חיידקים </w:t>
-      </w:r>
-      <w:proofErr w:type="spellStart"/>
-      <w:r>
-        <w:rPr>
-          <w:rFonts w:asciiTheme="minorBidi" w:hAnsiTheme="minorBidi" w:cstheme="minorBidi"/>
-          <w:sz w:val="22"/>
-          <w:szCs w:val="22"/>
-          <w:rtl/>
-        </w:rPr>
-        <w:t>לקטיים</w:t>
-      </w:r>
-      <w:proofErr w:type="spellEnd"/>
-      <w:r>
-        <w:rPr>
-          <w:rFonts w:asciiTheme="minorBidi" w:hAnsiTheme="minorBidi" w:cstheme="minorBidi"/>
-          <w:sz w:val="22"/>
-          <w:szCs w:val="22"/>
-          <w:rtl/>
-        </w:rPr>
-        <w:t xml:space="preserve"> בלבד, וזמן ריצה של 150 צעדים</w:t>
+        <w:t>יחידות חיידקים מקלקלים, 10 יחידות חיידקים לקטיים בלבד, וזמן ריצה של 150 צעדים</w:t>
       </w:r>
       <w:r>
         <w:rPr>
@@ -6119,19 +5665,16 @@
           <w:szCs w:val="22"/>
           <w:rtl/>
         </w:rPr>
-        <w:t xml:space="preserve">תרחיש זה מדמה כשל חמור בציפוי המגן או עומס </w:t>
-      </w:r>
-      <w:proofErr w:type="spellStart"/>
+        <w:t>תרחיש זה מדמה כשל חמור בציפוי המגן או עומס פתוגנים קיצוני (זיהום מאסיבי בשדה/בשינוע). עקב המחסור החריף בחיידקי מגן, לא נוצרת עננת חומציות משמעותית במרחב. החיידקים המקלקלים מנצלים את משאבי האנרגיה של תאי החסה ללא הפרעה, ומשתכפלים בצורה אגרסיבית</w:t>
+      </w:r>
       <w:r>
         <w:rPr>
           <w:rFonts w:asciiTheme="minorBidi" w:hAnsiTheme="minorBidi" w:cstheme="minorBidi"/>
           <w:sz w:val="22"/>
           <w:szCs w:val="22"/>
-          <w:rtl/>
-        </w:rPr>
-        <w:t>פתוגנים</w:t>
-      </w:r>
-      <w:proofErr w:type="spellEnd"/>
+        </w:rPr>
+        <w:t xml:space="preserve">. </w:t>
+      </w:r>
       <w:r>
         <w:rPr>
           <w:rFonts w:asciiTheme="minorBidi" w:hAnsiTheme="minorBidi" w:cstheme="minorBidi"/>
@@ -6139,44 +5682,7 @@
           <w:szCs w:val="22"/>
           <w:rtl/>
         </w:rPr>
-        <w:t xml:space="preserve"> קיצוני (זיהום מאסיבי בשדה/בשינוע). עקב המחסור החריף בחיידקי מגן, לא נוצרת עננת חומציות משמעותית במרחב. החיידקים המקלקלים מנצלים את משאבי האנרגיה של תאי החסה ללא הפרעה, ומשתכפלים בצורה אגרסיבית</w:t>
-      </w:r>
-      <w:r>
-        <w:rPr>
-          <w:rFonts w:asciiTheme="minorBidi" w:hAnsiTheme="minorBidi" w:cstheme="minorBidi"/>
-          <w:sz w:val="22"/>
-          <w:szCs w:val="22"/>
-        </w:rPr>
-        <w:t xml:space="preserve">. </w:t>
-      </w:r>
-      <w:r>
-        <w:rPr>
-          <w:rFonts w:asciiTheme="minorBidi" w:hAnsiTheme="minorBidi" w:cstheme="minorBidi"/>
-          <w:sz w:val="22"/>
-          <w:szCs w:val="22"/>
-          <w:rtl/>
-        </w:rPr>
-        <w:t xml:space="preserve">תוך מספר צעדים קטן, הנגע המרחבי מתפשט בצורה </w:t>
-      </w:r>
-      <w:proofErr w:type="spellStart"/>
-      <w:r>
-        <w:rPr>
-          <w:rFonts w:asciiTheme="minorBidi" w:hAnsiTheme="minorBidi" w:cstheme="minorBidi"/>
-          <w:sz w:val="22"/>
-          <w:szCs w:val="22"/>
-          <w:rtl/>
-        </w:rPr>
-        <w:t>אקספוננציאלית</w:t>
-      </w:r>
-      <w:proofErr w:type="spellEnd"/>
-      <w:r>
-        <w:rPr>
-          <w:rFonts w:asciiTheme="minorBidi" w:hAnsiTheme="minorBidi" w:cstheme="minorBidi"/>
-          <w:sz w:val="22"/>
-          <w:szCs w:val="22"/>
-          <w:rtl/>
-        </w:rPr>
-        <w:t xml:space="preserve"> ויוצר קריסה טוטאלית ומעבר של החסה לריקבון.</w:t>
+        <w:t>תוך מספר צעדים קטן, הנגע המרחבי מתפשט בצורה אקספוננציאלית ויוצר קריסה טוטאלית ומעבר של החסה לריקבון.</w:t>
       </w:r>
     </w:p>
     <w:p>
@@ -6241,23 +5747,7 @@
           <w:rFonts w:asciiTheme="minorBidi" w:eastAsia="Arial" w:hAnsiTheme="minorBidi" w:cstheme="minorBidi"/>
           <w:rtl/>
         </w:rPr>
-        <w:t xml:space="preserve">יחידות חיידקים מקלקלים, 120 יחידות חיידקים </w:t>
-      </w:r>
-      <w:proofErr w:type="spellStart"/>
-      <w:r>
-        <w:rPr>
-          <w:rFonts w:asciiTheme="minorBidi" w:eastAsia="Arial" w:hAnsiTheme="minorBidi" w:cstheme="minorBidi"/>
-          <w:rtl/>
-        </w:rPr>
-        <w:t>לקטיים</w:t>
-      </w:r>
-      <w:proofErr w:type="spellEnd"/>
-      <w:r>
-        <w:rPr>
-          <w:rFonts w:asciiTheme="minorBidi" w:eastAsia="Arial" w:hAnsiTheme="minorBidi" w:cstheme="minorBidi"/>
-          <w:rtl/>
-        </w:rPr>
-        <w:t>, וזמן ריצה של 150 צעדים</w:t>
+        <w:t>יחידות חיידקים מקלקלים, 120 יחידות חיידקים לקטיים, וזמן ריצה של 150 צעדים</w:t>
       </w:r>
       <w:r>
         <w:rPr>
@@ -6305,21 +5795,12 @@
         </w:rPr>
         <w:t xml:space="preserve">תרחיש זה מדמה את פעולתו של הציפוי המועשר בריכוז גבוה במיוחד של </w:t>
       </w:r>
-      <w:proofErr w:type="spellStart"/>
-      <w:r>
-        <w:rPr>
-          <w:rFonts w:asciiTheme="minorBidi" w:eastAsia="Arial" w:hAnsiTheme="minorBidi" w:cstheme="minorBidi"/>
-          <w:rtl/>
-        </w:rPr>
-        <w:t>חידקים</w:t>
-      </w:r>
-      <w:proofErr w:type="spellEnd"/>
-      <w:r>
-        <w:rPr>
-          <w:rFonts w:asciiTheme="minorBidi" w:eastAsia="Arial" w:hAnsiTheme="minorBidi" w:cstheme="minorBidi"/>
-          <w:rtl/>
-        </w:rPr>
-        <w:t xml:space="preserve"> לקטים מגנים</w:t>
+      <w:r>
+        <w:rPr>
+          <w:rFonts w:asciiTheme="minorBidi" w:eastAsia="Arial" w:hAnsiTheme="minorBidi" w:cstheme="minorBidi"/>
+          <w:rtl/>
+        </w:rPr>
+        <w:t>חידקים לקטים מגנים</w:t>
       </w:r>
       <w:r>
         <w:rPr>
@@ -6332,23 +5813,7 @@
           <w:rFonts w:asciiTheme="minorBidi" w:eastAsia="Arial" w:hAnsiTheme="minorBidi" w:cstheme="minorBidi"/>
           <w:rtl/>
         </w:rPr>
-        <w:t xml:space="preserve">במצב זה, החיידקים </w:t>
-      </w:r>
-      <w:proofErr w:type="spellStart"/>
-      <w:r>
-        <w:rPr>
-          <w:rFonts w:asciiTheme="minorBidi" w:eastAsia="Arial" w:hAnsiTheme="minorBidi" w:cstheme="minorBidi"/>
-          <w:rtl/>
-        </w:rPr>
-        <w:t>הלקטיים</w:t>
-      </w:r>
-      <w:proofErr w:type="spellEnd"/>
-      <w:r>
-        <w:rPr>
-          <w:rFonts w:asciiTheme="minorBidi" w:eastAsia="Arial" w:hAnsiTheme="minorBidi" w:cstheme="minorBidi"/>
-          <w:rtl/>
-        </w:rPr>
-        <w:t xml:space="preserve"> שולטים לחלוטין במרחב הרקמה ומייצרים חסם כימי חומצי רחב ורציף. עננת ה</w:t>
+        <w:t>במצב זה, החיידקים הלקטיים שולטים לחלוטין במרחב הרקמה ומייצרים חסם כימי חומצי רחב ורציף. עננת ה</w:t>
       </w:r>
       <w:r>
         <w:rPr>
@@ -6368,39 +5833,7 @@
           <w:rFonts w:asciiTheme="minorBidi" w:eastAsia="Arial" w:hAnsiTheme="minorBidi" w:cstheme="minorBidi"/>
           <w:rtl/>
         </w:rPr>
-        <w:t xml:space="preserve"> עד אשר </w:t>
-      </w:r>
-      <w:proofErr w:type="spellStart"/>
-      <w:r>
-        <w:rPr>
-          <w:rFonts w:asciiTheme="minorBidi" w:eastAsia="Arial" w:hAnsiTheme="minorBidi" w:cstheme="minorBidi"/>
-          <w:rtl/>
-        </w:rPr>
-        <w:t>החידקים</w:t>
-      </w:r>
-      <w:proofErr w:type="spellEnd"/>
-      <w:r>
-        <w:rPr>
-          <w:rFonts w:asciiTheme="minorBidi" w:eastAsia="Arial" w:hAnsiTheme="minorBidi" w:cstheme="minorBidi"/>
-          <w:rtl/>
-        </w:rPr>
-        <w:t xml:space="preserve"> הלקטים מתים באופן טבעי ולאחר מכן </w:t>
-      </w:r>
-      <w:proofErr w:type="spellStart"/>
-      <w:r>
-        <w:rPr>
-          <w:rFonts w:asciiTheme="minorBidi" w:eastAsia="Arial" w:hAnsiTheme="minorBidi" w:cstheme="minorBidi"/>
-          <w:rtl/>
-        </w:rPr>
-        <w:t>החידקים</w:t>
-      </w:r>
-      <w:proofErr w:type="spellEnd"/>
-      <w:r>
-        <w:rPr>
-          <w:rFonts w:asciiTheme="minorBidi" w:eastAsia="Arial" w:hAnsiTheme="minorBidi" w:cstheme="minorBidi"/>
-          <w:rtl/>
-        </w:rPr>
-        <w:t xml:space="preserve"> הרעים מתחילים להתרבות כרגיל</w:t>
+        <w:t xml:space="preserve"> עד אשר החידקים הלקטים מתים באופן טבעי ולאחר מכן החידקים הרעים מתחילים להתרבות כרגיל</w:t>
       </w:r>
     </w:p>
     <w:p>
@@ -6506,27 +5939,7 @@
           <w:szCs w:val="22"/>
           <w:rtl/>
         </w:rPr>
-        <w:t xml:space="preserve">השערת המחקר שטוענת כי קיים קשר הפוך מובהק בין ריכוז החיידקים </w:t>
-      </w:r>
-      <w:proofErr w:type="spellStart"/>
-      <w:r>
-        <w:rPr>
-          <w:rFonts w:asciiTheme="minorBidi" w:hAnsiTheme="minorBidi" w:cstheme="minorBidi"/>
-          <w:sz w:val="22"/>
-          <w:szCs w:val="22"/>
-          <w:rtl/>
-        </w:rPr>
-        <w:t>הלקטיים</w:t>
-      </w:r>
-      <w:proofErr w:type="spellEnd"/>
-      <w:r>
-        <w:rPr>
-          <w:rFonts w:asciiTheme="minorBidi" w:hAnsiTheme="minorBidi" w:cstheme="minorBidi"/>
-          <w:sz w:val="22"/>
-          <w:szCs w:val="22"/>
-          <w:rtl/>
-        </w:rPr>
-        <w:t xml:space="preserve"> לקצב צבירת הריקבון </w:t>
+        <w:t xml:space="preserve">השערת המחקר שטוענת כי קיים קשר הפוך מובהק בין ריכוז החיידקים הלקטיים לקצב צבירת הריקבון </w:t>
       </w:r>
       <w:r>
         <w:rPr>
@@ -6597,27 +6010,7 @@
           <w:szCs w:val="22"/>
           <w:rtl/>
         </w:rPr>
-        <w:t xml:space="preserve"> : הדבר מראה שהמשחות אפקטיביות ומעקבות </w:t>
-      </w:r>
-      <w:proofErr w:type="spellStart"/>
-      <w:r>
-        <w:rPr>
-          <w:rFonts w:asciiTheme="minorBidi" w:hAnsiTheme="minorBidi" w:cstheme="minorBidi"/>
-          <w:sz w:val="22"/>
-          <w:szCs w:val="22"/>
-          <w:rtl/>
-        </w:rPr>
-        <w:t>בהתצלחה</w:t>
-      </w:r>
-      <w:proofErr w:type="spellEnd"/>
-      <w:r>
-        <w:rPr>
-          <w:rFonts w:asciiTheme="minorBidi" w:hAnsiTheme="minorBidi" w:cstheme="minorBidi"/>
-          <w:sz w:val="22"/>
-          <w:szCs w:val="22"/>
-          <w:rtl/>
-        </w:rPr>
-        <w:t xml:space="preserve"> את הפרי מריקבון</w:t>
+        <w:t xml:space="preserve"> : הדבר מראה שהמשחות אפקטיביות ומעקבות בהתצלחה את הפרי מריקבון</w:t>
       </w:r>
     </w:p>
     <w:p>
@@ -6706,27 +6099,7 @@
           <w:szCs w:val="22"/>
           <w:rtl/>
         </w:rPr>
-        <w:t xml:space="preserve">, מכיוון ופרק זמן הניסויי היה מאוד קצר לא הגענו לנקודה בא </w:t>
-      </w:r>
-      <w:proofErr w:type="spellStart"/>
-      <w:r>
-        <w:rPr>
-          <w:rFonts w:asciiTheme="minorBidi" w:hAnsiTheme="minorBidi" w:cstheme="minorBidi"/>
-          <w:sz w:val="22"/>
-          <w:szCs w:val="22"/>
-          <w:rtl/>
-        </w:rPr>
-        <w:t>החידקים</w:t>
-      </w:r>
-      <w:proofErr w:type="spellEnd"/>
-      <w:r>
-        <w:rPr>
-          <w:rFonts w:asciiTheme="minorBidi" w:hAnsiTheme="minorBidi" w:cstheme="minorBidi"/>
-          <w:sz w:val="22"/>
-          <w:szCs w:val="22"/>
-          <w:rtl/>
-        </w:rPr>
-        <w:t xml:space="preserve"> הלקטים עוברים תמותה טבעית ולכן לא ניתן  לאשר או להפריח טענה זו, אנו זקוקים לנתונים נוספים.</w:t>
+        <w:t>, מכיוון ופרק זמן הניסויי היה מאוד קצר לא הגענו לנקודה בא החידקים הלקטים עוברים תמותה טבעית ולכן לא ניתן  לאשר או להפריח טענה זו, אנו זקוקים לנתונים נוספים.</w:t>
       </w:r>
     </w:p>
     <w:p>
@@ -6922,24 +6295,13 @@
           <w:bCs/>
           <w:rtl/>
         </w:rPr>
-        <w:t xml:space="preserve">התפשטות מבוססת </w:t>
-      </w:r>
-      <w:proofErr w:type="spellStart"/>
+        <w:t>התפשטות מבוססת קלסטרים</w:t>
+      </w:r>
       <w:r>
         <w:rPr>
           <w:rFonts w:asciiTheme="minorBidi" w:eastAsia="Arial" w:hAnsiTheme="minorBidi" w:cstheme="minorBidi"/>
           <w:b/>
           <w:bCs/>
-          <w:rtl/>
-        </w:rPr>
-        <w:t>קלסטרים</w:t>
-      </w:r>
-      <w:proofErr w:type="spellEnd"/>
-      <w:r>
-        <w:rPr>
-          <w:rFonts w:asciiTheme="minorBidi" w:eastAsia="Arial" w:hAnsiTheme="minorBidi" w:cstheme="minorBidi"/>
-          <w:b/>
-          <w:bCs/>
         </w:rPr>
         <w:t>:</w:t>
       </w:r>
@@ -6954,23 +6316,7 @@
           <w:rFonts w:asciiTheme="minorBidi" w:eastAsia="Arial" w:hAnsiTheme="minorBidi" w:cstheme="minorBidi"/>
           <w:rtl/>
         </w:rPr>
-        <w:t xml:space="preserve">הריקבון והזיהום </w:t>
-      </w:r>
-      <w:proofErr w:type="spellStart"/>
-      <w:r>
-        <w:rPr>
-          <w:rFonts w:asciiTheme="minorBidi" w:eastAsia="Arial" w:hAnsiTheme="minorBidi" w:cstheme="minorBidi"/>
-          <w:rtl/>
-        </w:rPr>
-        <w:t>המיקרוביאלי</w:t>
-      </w:r>
-      <w:proofErr w:type="spellEnd"/>
-      <w:r>
-        <w:rPr>
-          <w:rFonts w:asciiTheme="minorBidi" w:eastAsia="Arial" w:hAnsiTheme="minorBidi" w:cstheme="minorBidi"/>
-          <w:rtl/>
-        </w:rPr>
-        <w:t xml:space="preserve"> אינם מתקדמים במרחב בצורה הומוגנית או אחידה, אלא מתפתחים ב"מושבות" ריקבון מקומיים מובחנים.</w:t>
+        <w:t>הריקבון והזיהום המיקרוביאלי אינם מתקדמים במרחב בצורה הומוגנית או אחידה, אלא מתפתחים ב"מושבות" ריקבון מקומיים מובחנים.</w:t>
       </w:r>
     </w:p>
     <w:p>
@@ -7092,23 +6438,7 @@
           <w:rFonts w:asciiTheme="minorBidi" w:eastAsia="Arial" w:hAnsiTheme="minorBidi" w:cstheme="minorBidi"/>
           <w:rtl/>
         </w:rPr>
-        <w:t xml:space="preserve">קיבלתם באופן אנונימי את </w:t>
-      </w:r>
-      <w:proofErr w:type="spellStart"/>
-      <w:r>
-        <w:rPr>
-          <w:rFonts w:asciiTheme="minorBidi" w:eastAsia="Arial" w:hAnsiTheme="minorBidi" w:cstheme="minorBidi"/>
-          <w:rtl/>
-        </w:rPr>
-        <w:t>המשובים</w:t>
-      </w:r>
-      <w:proofErr w:type="spellEnd"/>
-      <w:r>
-        <w:rPr>
-          <w:rFonts w:asciiTheme="minorBidi" w:eastAsia="Arial" w:hAnsiTheme="minorBidi" w:cstheme="minorBidi"/>
-          <w:rtl/>
-        </w:rPr>
-        <w:t xml:space="preserve"> של חבריכם, וכן את המשוב שלי.</w:t>
+        <w:t>קיבלתם באופן אנונימי את המשובים של חבריכם, וכן את המשוב שלי.</w:t>
       </w:r>
     </w:p>
     <w:p>
@@ -7131,39 +6461,7 @@
           <w:rFonts w:asciiTheme="minorBidi" w:eastAsia="Arial" w:hAnsiTheme="minorBidi" w:cstheme="minorBidi"/>
           <w:rtl/>
         </w:rPr>
-        <w:t xml:space="preserve"> יש להגיש את הטבלה הבאה , תוך </w:t>
-      </w:r>
-      <w:proofErr w:type="spellStart"/>
-      <w:r>
-        <w:rPr>
-          <w:rFonts w:asciiTheme="minorBidi" w:eastAsia="Arial" w:hAnsiTheme="minorBidi" w:cstheme="minorBidi"/>
-          <w:rtl/>
-        </w:rPr>
-        <w:t>התיחסות</w:t>
-      </w:r>
-      <w:proofErr w:type="spellEnd"/>
-      <w:r>
-        <w:rPr>
-          <w:rFonts w:asciiTheme="minorBidi" w:eastAsia="Arial" w:hAnsiTheme="minorBidi" w:cstheme="minorBidi"/>
-          <w:rtl/>
-        </w:rPr>
-        <w:t xml:space="preserve"> </w:t>
-      </w:r>
-      <w:proofErr w:type="spellStart"/>
-      <w:r>
-        <w:rPr>
-          <w:rFonts w:asciiTheme="minorBidi" w:eastAsia="Arial" w:hAnsiTheme="minorBidi" w:cstheme="minorBidi"/>
-          <w:rtl/>
-        </w:rPr>
-        <w:t>למשובים</w:t>
-      </w:r>
-      <w:proofErr w:type="spellEnd"/>
-      <w:r>
-        <w:rPr>
-          <w:rFonts w:asciiTheme="minorBidi" w:eastAsia="Arial" w:hAnsiTheme="minorBidi" w:cstheme="minorBidi"/>
-          <w:rtl/>
-        </w:rPr>
-        <w:t xml:space="preserve"> שקיבלתם:</w:t>
+        <w:t xml:space="preserve"> יש להגיש את הטבלה הבאה , תוך התיחסות למשובים שקיבלתם:</w:t>
       </w:r>
     </w:p>
     <w:tbl>
@@ -7412,18 +6710,8 @@
                 <w:rtl/>
                 <w:lang w:val="en"/>
               </w:rPr>
-              <w:t xml:space="preserve">עוזר להראות את </w:t>
-            </w:r>
-            <w:proofErr w:type="spellStart"/>
-            <w:r>
-              <w:rPr>
-                <w:rFonts w:asciiTheme="minorBidi" w:eastAsia="Arial" w:hAnsiTheme="minorBidi" w:cstheme="minorBidi" w:hint="cs"/>
-                <w:rtl/>
-                <w:lang w:val="en"/>
-              </w:rPr>
-              <w:t>השינויי</w:t>
-            </w:r>
-            <w:proofErr w:type="spellEnd"/>
+              <w:t>עוזר להראות את השינויי</w:t>
+            </w:r>
           </w:p>
         </w:tc>
       </w:tr>
@@ -7905,45 +7193,14 @@
         <w:rPr>
           <w:rFonts w:asciiTheme="minorBidi" w:eastAsia="Arial" w:hAnsiTheme="minorBidi" w:cstheme="minorBidi"/>
         </w:rPr>
-        <w:t xml:space="preserve">agent-based </w:t>
-      </w:r>
-      <w:proofErr w:type="gramStart"/>
-      <w:r>
-        <w:rPr>
-          <w:rFonts w:asciiTheme="minorBidi" w:eastAsia="Arial" w:hAnsiTheme="minorBidi" w:cstheme="minorBidi"/>
-        </w:rPr>
-        <w:t>approaches</w:t>
+        <w:t>agent-based approaches</w:t>
       </w:r>
       <w:r>
         <w:rPr>
           <w:rFonts w:asciiTheme="minorBidi" w:eastAsia="Arial" w:hAnsiTheme="minorBidi" w:cstheme="minorBidi" w:hint="cs"/>
           <w:rtl/>
         </w:rPr>
-        <w:t xml:space="preserve">  נותן</w:t>
-      </w:r>
-      <w:proofErr w:type="gramEnd"/>
-      <w:r>
-        <w:rPr>
-          <w:rFonts w:asciiTheme="minorBidi" w:eastAsia="Arial" w:hAnsiTheme="minorBidi" w:cstheme="minorBidi" w:hint="cs"/>
-          <w:rtl/>
-        </w:rPr>
-        <w:t xml:space="preserve"> מודלים מבוססי סוכן </w:t>
-      </w:r>
-      <w:proofErr w:type="spellStart"/>
-      <w:r>
-        <w:rPr>
-          <w:rFonts w:asciiTheme="minorBidi" w:eastAsia="Arial" w:hAnsiTheme="minorBidi" w:cstheme="minorBidi" w:hint="cs"/>
-          <w:rtl/>
-        </w:rPr>
-        <w:t>ויכלתי</w:t>
-      </w:r>
-      <w:proofErr w:type="spellEnd"/>
-      <w:r>
-        <w:rPr>
-          <w:rFonts w:asciiTheme="minorBidi" w:eastAsia="Arial" w:hAnsiTheme="minorBidi" w:cstheme="minorBidi" w:hint="cs"/>
-          <w:rtl/>
-        </w:rPr>
-        <w:t xml:space="preserve"> לשאוב מהם ידע לייצר את שלי</w:t>
+        <w:t xml:space="preserve">  נותן מודלים מבוססי סוכן ויכלתי לשאוב מהם ידע לייצר את שלי</w:t>
       </w:r>
     </w:p>
     <w:p>
@@ -8008,7 +7265,7 @@
         </w:rPr>
         <w:br/>
       </w:r>
-      <w:hyperlink r:id="rId9" w:history="1">
+      <w:hyperlink r:id="rId11" w:history="1">
         <w:r>
           <w:rPr>
             <w:rStyle w:val="Hyperlink"/>
@@ -8036,39 +7293,7 @@
           <w:rFonts w:asciiTheme="minorBidi" w:eastAsia="Arial" w:hAnsiTheme="minorBidi" w:cstheme="minorBidi" w:hint="cs"/>
           <w:rtl/>
         </w:rPr>
-        <w:t xml:space="preserve">הרצאה 3 </w:t>
-      </w:r>
-      <w:proofErr w:type="spellStart"/>
-      <w:r>
-        <w:rPr>
-          <w:rFonts w:asciiTheme="minorBidi" w:eastAsia="Arial" w:hAnsiTheme="minorBidi" w:cstheme="minorBidi" w:hint="cs"/>
-          <w:rtl/>
-        </w:rPr>
-        <w:t>לוטקה</w:t>
-      </w:r>
-      <w:proofErr w:type="spellEnd"/>
-      <w:r>
-        <w:rPr>
-          <w:rFonts w:asciiTheme="minorBidi" w:eastAsia="Arial" w:hAnsiTheme="minorBidi" w:cstheme="minorBidi" w:hint="cs"/>
-          <w:rtl/>
-        </w:rPr>
-        <w:t xml:space="preserve"> </w:t>
-      </w:r>
-      <w:proofErr w:type="spellStart"/>
-      <w:r>
-        <w:rPr>
-          <w:rFonts w:asciiTheme="minorBidi" w:eastAsia="Arial" w:hAnsiTheme="minorBidi" w:cstheme="minorBidi" w:hint="cs"/>
-          <w:rtl/>
-        </w:rPr>
-        <w:t>וולטרה</w:t>
-      </w:r>
-      <w:proofErr w:type="spellEnd"/>
-      <w:r>
-        <w:rPr>
-          <w:rFonts w:asciiTheme="minorBidi" w:eastAsia="Arial" w:hAnsiTheme="minorBidi" w:cstheme="minorBidi" w:hint="cs"/>
-          <w:rtl/>
-        </w:rPr>
-        <w:t>: למרות שהמאמר לא עזר לי באופן מלא הוא נתן ידע כללי על יחסים של יצורים שונים שהם בתחרות על מזון</w:t>
+        <w:t>הרצאה 3 לוטקה וולטרה: למרות שהמאמר לא עזר לי באופן מלא הוא נתן ידע כללי על יחסים של יצורים שונים שהם בתחרות על מזון</w:t>
       </w:r>
       <w:r>
         <w:rPr>
@@ -8147,39 +7372,7 @@
           <w:rFonts w:asciiTheme="minorBidi" w:eastAsia="Arial" w:hAnsiTheme="minorBidi" w:cstheme="minorBidi" w:hint="cs"/>
           <w:rtl/>
         </w:rPr>
-        <w:t xml:space="preserve">מאמר שממנו שאבתי מידע על </w:t>
-      </w:r>
-      <w:proofErr w:type="spellStart"/>
-      <w:r>
-        <w:rPr>
-          <w:rFonts w:asciiTheme="minorBidi" w:eastAsia="Arial" w:hAnsiTheme="minorBidi" w:cstheme="minorBidi" w:hint="cs"/>
-          <w:rtl/>
-        </w:rPr>
-        <w:t>לוטקה</w:t>
-      </w:r>
-      <w:proofErr w:type="spellEnd"/>
-      <w:r>
-        <w:rPr>
-          <w:rFonts w:asciiTheme="minorBidi" w:eastAsia="Arial" w:hAnsiTheme="minorBidi" w:cstheme="minorBidi" w:hint="cs"/>
-          <w:rtl/>
-        </w:rPr>
-        <w:t xml:space="preserve"> </w:t>
-      </w:r>
-      <w:proofErr w:type="spellStart"/>
-      <w:r>
-        <w:rPr>
-          <w:rFonts w:asciiTheme="minorBidi" w:eastAsia="Arial" w:hAnsiTheme="minorBidi" w:cstheme="minorBidi" w:hint="cs"/>
-          <w:rtl/>
-        </w:rPr>
-        <w:t>וולטרה</w:t>
-      </w:r>
-      <w:proofErr w:type="spellEnd"/>
-      <w:r>
-        <w:rPr>
-          <w:rFonts w:asciiTheme="minorBidi" w:eastAsia="Arial" w:hAnsiTheme="minorBidi" w:cstheme="minorBidi" w:hint="cs"/>
-          <w:rtl/>
-        </w:rPr>
-        <w:t xml:space="preserve"> עם תחרות על משאבים ועיקוב ללא הריגה ישירה אחד של השני</w:t>
+        <w:t>מאמר שממנו שאבתי מידע על לוטקה וולטרה עם תחרות על משאבים ועיקוב ללא הריגה ישירה אחד של השני</w:t>
       </w:r>
     </w:p>
     <w:p>
@@ -8243,23 +7436,7 @@
           <w:rFonts w:asciiTheme="minorBidi" w:eastAsia="Arial" w:hAnsiTheme="minorBidi" w:cstheme="minorBidi" w:hint="cs"/>
           <w:rtl/>
         </w:rPr>
-        <w:t xml:space="preserve">:  המאמר נתן עוד ידע בנוגע </w:t>
-      </w:r>
-      <w:proofErr w:type="spellStart"/>
-      <w:r>
-        <w:rPr>
-          <w:rFonts w:asciiTheme="minorBidi" w:eastAsia="Arial" w:hAnsiTheme="minorBidi" w:cstheme="minorBidi" w:hint="cs"/>
-          <w:rtl/>
-        </w:rPr>
-        <w:t>לאיך</w:t>
-      </w:r>
-      <w:proofErr w:type="spellEnd"/>
-      <w:r>
-        <w:rPr>
-          <w:rFonts w:asciiTheme="minorBidi" w:eastAsia="Arial" w:hAnsiTheme="minorBidi" w:cstheme="minorBidi" w:hint="cs"/>
-          <w:rtl/>
-        </w:rPr>
-        <w:t xml:space="preserve"> מזהים דפוסי התנהגות עבור </w:t>
+        <w:t xml:space="preserve">:  המאמר נתן עוד ידע בנוגע לאיך מזהים דפוסי התנהגות עבור </w:t>
       </w:r>
       <w:r>
         <w:rPr>
@@ -8359,23 +7536,7 @@
           <w:rFonts w:asciiTheme="minorBidi" w:eastAsia="Arial" w:hAnsiTheme="minorBidi" w:cstheme="minorBidi"/>
           <w:rtl/>
         </w:rPr>
-        <w:t xml:space="preserve">, לאיזה צורך. רשמו </w:t>
-      </w:r>
-      <w:proofErr w:type="spellStart"/>
-      <w:r>
-        <w:rPr>
-          <w:rFonts w:asciiTheme="minorBidi" w:eastAsia="Arial" w:hAnsiTheme="minorBidi" w:cstheme="minorBidi"/>
-          <w:rtl/>
-        </w:rPr>
-        <w:t>פרומפטים</w:t>
-      </w:r>
-      <w:proofErr w:type="spellEnd"/>
-      <w:r>
-        <w:rPr>
-          <w:rFonts w:asciiTheme="minorBidi" w:eastAsia="Arial" w:hAnsiTheme="minorBidi" w:cstheme="minorBidi"/>
-          <w:rtl/>
-        </w:rPr>
-        <w:t xml:space="preserve"> שנתתם לכלי.</w:t>
+        <w:t>, לאיזה צורך. רשמו פרומפטים שנתתם לכלי.</w:t>
       </w:r>
       <w:r>
         <w:rPr>
@@ -8499,21 +7660,12 @@
         </w:rPr>
         <w:t xml:space="preserve">), וכן </w:t>
       </w:r>
-      <w:proofErr w:type="spellStart"/>
-      <w:r>
-        <w:rPr>
-          <w:rFonts w:asciiTheme="minorBidi" w:eastAsia="Arial" w:hAnsiTheme="minorBidi" w:cstheme="minorBidi"/>
-          <w:rtl/>
-        </w:rPr>
-        <w:t>בתיקייית</w:t>
-      </w:r>
-      <w:proofErr w:type="spellEnd"/>
-      <w:r>
-        <w:rPr>
-          <w:rFonts w:asciiTheme="minorBidi" w:eastAsia="Arial" w:hAnsiTheme="minorBidi" w:cstheme="minorBidi"/>
-          <w:rtl/>
-        </w:rPr>
-        <w:t xml:space="preserve"> התרגיל ב </w:t>
+      <w:r>
+        <w:rPr>
+          <w:rFonts w:asciiTheme="minorBidi" w:eastAsia="Arial" w:hAnsiTheme="minorBidi" w:cstheme="minorBidi"/>
+          <w:rtl/>
+        </w:rPr>
+        <w:t xml:space="preserve">בתיקייית התרגיל ב </w:t>
       </w:r>
       <w:r>
         <w:rPr>
@@ -8613,12 +7765,11 @@
           <w:rFonts w:asciiTheme="minorBidi" w:eastAsia="Arial" w:hAnsiTheme="minorBidi" w:cstheme="minorBidi"/>
           <w:rtl/>
         </w:rPr>
-        <w:lastRenderedPageBreak/>
         <w:t>בהצלחה!</w:t>
       </w:r>
     </w:p>
     <w:sectPr>
-      <w:headerReference w:type="default" r:id="rId10"/>
+      <w:headerReference w:type="default" r:id="rId12"/>
       <w:pgSz w:w="11906" w:h="16838"/>
       <w:pgMar w:top="1440" w:right="1800" w:bottom="1440" w:left="1800" w:header="708" w:footer="708" w:gutter="0"/>
       <w:pgNumType w:start="1"/>
@@ -8629,7 +7780,7 @@
 </file>
 
 <file path=word/endnotes.xml><?xml version="1.0" encoding="utf-8"?>
-<w:endnotes xmlns:wpc="http://schemas.microsoft.com/office/word/2010/wordprocessingCanvas" xmlns:cx="http://schemas.microsoft.com/office/drawing/2014/chartex" xmlns:cx1="http://schemas.microsoft.com/office/drawing/2015/9/8/chartex" xmlns:cx2="http://schemas.microsoft.com/office/drawing/2015/10/21/chartex" xmlns:cx3="http://schemas.microsoft.com/office/drawing/2016/5/9/chartex" xmlns:cx4="http://schemas.microsoft.com/office/drawing/2016/5/10/chartex" xmlns:cx5="http://schemas.microsoft.com/office/drawing/2016/5/11/chartex" xmlns:cx6="http://schemas.microsoft.com/office/drawing/2016/5/12/chartex" xmlns:cx7="http://schemas.microsoft.com/office/drawing/2016/5/13/chartex" xmlns:cx8="http://schemas.microsoft.com/office/drawing/2016/5/14/chartex" xmlns:mc="http://schemas.openxmlformats.org/markup-compatibility/2006" xmlns:aink="http://schemas.microsoft.com/office/drawing/2016/ink" xmlns:am3d="http://schemas.microsoft.com/office/drawing/2017/model3d" xmlns:o="urn:schemas-microsoft-com:office:office" xmlns:oel="http://schemas.microsoft.com/office/2019/extlst" xmlns:r="http://schemas.openxmlformats.org/officeDocument/2006/relationships" xmlns:m="http://schemas.openxmlformats.org/officeDocument/2006/math" xmlns:v="urn:schemas-microsoft-com:vml" xmlns:wp14="http://schemas.microsoft.com/office/word/2010/wordprocessingDrawing" xmlns:wp="http://schemas.openxmlformats.org/drawingml/2006/wordprocessingDrawing" xmlns:w10="urn:schemas-microsoft-com:office:word" xmlns:w="http://schemas.openxmlformats.org/wordprocessingml/2006/main" xmlns:w14="http://schemas.microsoft.com/office/word/2010/wordml" xmlns:w15="http://schemas.microsoft.com/office/word/2012/wordml" xmlns:w16cex="http://schemas.microsoft.com/office/word/2018/wordml/cex" xmlns:w16cid="http://schemas.microsoft.com/office/word/2016/wordml/cid" xmlns:w16="http://schemas.microsoft.com/office/word/2018/wordml" xmlns:w16du="http://schemas.microsoft.com/office/word/2023/wordml/word16du" xmlns:w16sdtdh="http://schemas.microsoft.com/office/word/2020/wordml/sdtdatahash" xmlns:w16sdtfl="http://schemas.microsoft.com/office/word/2024/wordml/sdtformatlock" xmlns:w16se="http://schemas.microsoft.com/office/word/2015/wordml/symex" xmlns:wpg="http://schemas.microsoft.com/office/word/2010/wordprocessingGroup" xmlns:wpi="http://schemas.microsoft.com/office/word/2010/wordprocessingInk" xmlns:wne="http://schemas.microsoft.com/office/word/2006/wordml" xmlns:wps="http://schemas.microsoft.com/office/word/2010/wordprocessingShape" mc:Ignorable="w14 w15 w16se w16cid w16 w16cex w16sdtdh w16sdtfl w16du wp14">
+<w:endnotes xmlns:wpc="http://schemas.microsoft.com/office/word/2010/wordprocessingCanvas" xmlns:cx="http://schemas.microsoft.com/office/drawing/2014/chartex" xmlns:cx1="http://schemas.microsoft.com/office/drawing/2015/9/8/chartex" xmlns:cx2="http://schemas.microsoft.com/office/drawing/2015/10/21/chartex" xmlns:cx3="http://schemas.microsoft.com/office/drawing/2016/5/9/chartex" xmlns:cx4="http://schemas.microsoft.com/office/drawing/2016/5/10/chartex" xmlns:cx5="http://schemas.microsoft.com/office/drawing/2016/5/11/chartex" xmlns:cx6="http://schemas.microsoft.com/office/drawing/2016/5/12/chartex" xmlns:cx7="http://schemas.microsoft.com/office/drawing/2016/5/13/chartex" xmlns:cx8="http://schemas.microsoft.com/office/drawing/2016/5/14/chartex" xmlns:mc="http://schemas.openxmlformats.org/markup-compatibility/2006" xmlns:aink="http://schemas.microsoft.com/office/drawing/2016/ink" xmlns:am3d="http://schemas.microsoft.com/office/drawing/2017/model3d" xmlns:o="urn:schemas-microsoft-com:office:office" xmlns:oel="http://schemas.microsoft.com/office/2019/extlst" xmlns:r="http://schemas.openxmlformats.org/officeDocument/2006/relationships" xmlns:m="http://schemas.openxmlformats.org/officeDocument/2006/math" xmlns:v="urn:schemas-microsoft-com:vml" xmlns:wp14="http://schemas.microsoft.com/office/word/2010/wordprocessingDrawing" xmlns:wp="http://schemas.openxmlformats.org/drawingml/2006/wordprocessingDrawing" xmlns:w10="urn:schemas-microsoft-com:office:word" xmlns:w="http://schemas.openxmlformats.org/wordprocessingml/2006/main" xmlns:w14="http://schemas.microsoft.com/office/word/2010/wordml" xmlns:w15="http://schemas.microsoft.com/office/word/2012/wordml" xmlns:w16cex="http://schemas.microsoft.com/office/word/2018/wordml/cex" xmlns:w16cid="http://schemas.microsoft.com/office/word/2016/wordml/cid" xmlns:w16="http://schemas.microsoft.com/office/word/2018/wordml" xmlns:w16sdtdh="http://schemas.microsoft.com/office/word/2020/wordml/sdtdatahash" xmlns:w16se="http://schemas.microsoft.com/office/word/2015/wordml/symex" xmlns:wpg="http://schemas.microsoft.com/office/word/2010/wordprocessingGroup" xmlns:wpi="http://schemas.microsoft.com/office/word/2010/wordprocessingInk" xmlns:wne="http://schemas.microsoft.com/office/word/2006/wordml" xmlns:wps="http://schemas.microsoft.com/office/word/2010/wordprocessingShape" mc:Ignorable="w14 w15 w16se w16cid w16 w16cex w16sdtdh wp14">
   <w:endnote w:type="separator" w:id="-1">
     <w:p>
       <w:pPr>
@@ -8654,7 +7805,7 @@
 </file>
 
 <file path=word/footnotes.xml><?xml version="1.0" encoding="utf-8"?>
-<w:footnotes xmlns:wpc="http://schemas.microsoft.com/office/word/2010/wordprocessingCanvas" xmlns:cx="http://schemas.microsoft.com/office/drawing/2014/chartex" xmlns:cx1="http://schemas.microsoft.com/office/drawing/2015/9/8/chartex" xmlns:cx2="http://schemas.microsoft.com/office/drawing/2015/10/21/chartex" xmlns:cx3="http://schemas.microsoft.com/office/drawing/2016/5/9/chartex" xmlns:cx4="http://schemas.microsoft.com/office/drawing/2016/5/10/chartex" xmlns:cx5="http://schemas.microsoft.com/office/drawing/2016/5/11/chartex" xmlns:cx6="http://schemas.microsoft.com/office/drawing/2016/5/12/chartex" xmlns:cx7="http://schemas.microsoft.com/office/drawing/2016/5/13/chartex" xmlns:cx8="http://schemas.microsoft.com/office/drawing/2016/5/14/chartex" xmlns:mc="http://schemas.openxmlformats.org/markup-compatibility/2006" xmlns:aink="http://schemas.microsoft.com/office/drawing/2016/ink" xmlns:am3d="http://schemas.microsoft.com/office/drawing/2017/model3d" xmlns:o="urn:schemas-microsoft-com:office:office" xmlns:oel="http://schemas.microsoft.com/office/2019/extlst" xmlns:r="http://schemas.openxmlformats.org/officeDocument/2006/relationships" xmlns:m="http://schemas.openxmlformats.org/officeDocument/2006/math" xmlns:v="urn:schemas-microsoft-com:vml" xmlns:wp14="http://schemas.microsoft.com/office/word/2010/wordprocessingDrawing" xmlns:wp="http://schemas.openxmlformats.org/drawingml/2006/wordprocessingDrawing" xmlns:w10="urn:schemas-microsoft-com:office:word" xmlns:w="http://schemas.openxmlformats.org/wordprocessingml/2006/main" xmlns:w14="http://schemas.microsoft.com/office/word/2010/wordml" xmlns:w15="http://schemas.microsoft.com/office/word/2012/wordml" xmlns:w16cex="http://schemas.microsoft.com/office/word/2018/wordml/cex" xmlns:w16cid="http://schemas.microsoft.com/office/word/2016/wordml/cid" xmlns:w16="http://schemas.microsoft.com/office/word/2018/wordml" xmlns:w16du="http://schemas.microsoft.com/office/word/2023/wordml/word16du" xmlns:w16sdtdh="http://schemas.microsoft.com/office/word/2020/wordml/sdtdatahash" xmlns:w16sdtfl="http://schemas.microsoft.com/office/word/2024/wordml/sdtformatlock" xmlns:w16se="http://schemas.microsoft.com/office/word/2015/wordml/symex" xmlns:wpg="http://schemas.microsoft.com/office/word/2010/wordprocessingGroup" xmlns:wpi="http://schemas.microsoft.com/office/word/2010/wordprocessingInk" xmlns:wne="http://schemas.microsoft.com/office/word/2006/wordml" xmlns:wps="http://schemas.microsoft.com/office/word/2010/wordprocessingShape" mc:Ignorable="w14 w15 w16se w16cid w16 w16cex w16sdtdh w16sdtfl w16du wp14">
+<w:footnotes xmlns:wpc="http://schemas.microsoft.com/office/word/2010/wordprocessingCanvas" xmlns:cx="http://schemas.microsoft.com/office/drawing/2014/chartex" xmlns:cx1="http://schemas.microsoft.com/office/drawing/2015/9/8/chartex" xmlns:cx2="http://schemas.microsoft.com/office/drawing/2015/10/21/chartex" xmlns:cx3="http://schemas.microsoft.com/office/drawing/2016/5/9/chartex" xmlns:cx4="http://schemas.microsoft.com/office/drawing/2016/5/10/chartex" xmlns:cx5="http://schemas.microsoft.com/office/drawing/2016/5/11/chartex" xmlns:cx6="http://schemas.microsoft.com/office/drawing/2016/5/12/chartex" xmlns:cx7="http://schemas.microsoft.com/office/drawing/2016/5/13/chartex" xmlns:cx8="http://schemas.microsoft.com/office/drawing/2016/5/14/chartex" xmlns:mc="http://schemas.openxmlformats.org/markup-compatibility/2006" xmlns:aink="http://schemas.microsoft.com/office/drawing/2016/ink" xmlns:am3d="http://schemas.microsoft.com/office/drawing/2017/model3d" xmlns:o="urn:schemas-microsoft-com:office:office" xmlns:oel="http://schemas.microsoft.com/office/2019/extlst" xmlns:r="http://schemas.openxmlformats.org/officeDocument/2006/relationships" xmlns:m="http://schemas.openxmlformats.org/officeDocument/2006/math" xmlns:v="urn:schemas-microsoft-com:vml" xmlns:wp14="http://schemas.microsoft.com/office/word/2010/wordprocessingDrawing" xmlns:wp="http://schemas.openxmlformats.org/drawingml/2006/wordprocessingDrawing" xmlns:w10="urn:schemas-microsoft-com:office:word" xmlns:w="http://schemas.openxmlformats.org/wordprocessingml/2006/main" xmlns:w14="http://schemas.microsoft.com/office/word/2010/wordml" xmlns:w15="http://schemas.microsoft.com/office/word/2012/wordml" xmlns:w16cex="http://schemas.microsoft.com/office/word/2018/wordml/cex" xmlns:w16cid="http://schemas.microsoft.com/office/word/2016/wordml/cid" xmlns:w16="http://schemas.microsoft.com/office/word/2018/wordml" xmlns:w16sdtdh="http://schemas.microsoft.com/office/word/2020/wordml/sdtdatahash" xmlns:w16se="http://schemas.microsoft.com/office/word/2015/wordml/symex" xmlns:wpg="http://schemas.microsoft.com/office/word/2010/wordprocessingGroup" xmlns:wpi="http://schemas.microsoft.com/office/word/2010/wordprocessingInk" xmlns:wne="http://schemas.microsoft.com/office/word/2006/wordml" xmlns:wps="http://schemas.microsoft.com/office/word/2010/wordprocessingShape" mc:Ignorable="w14 w15 w16se w16cid w16 w16cex w16sdtdh wp14">
   <w:footnote w:type="separator" w:id="-1">
     <w:p>
       <w:pPr>
@@ -8679,7 +7830,7 @@
 </file>
 
 <file path=word/header1.xml><?xml version="1.0" encoding="utf-8"?>
-<w:hdr xmlns:wpc="http://schemas.microsoft.com/office/word/2010/wordprocessingCanvas" xmlns:cx="http://schemas.microsoft.com/office/drawing/2014/chartex" xmlns:cx1="http://schemas.microsoft.com/office/drawing/2015/9/8/chartex" xmlns:cx2="http://schemas.microsoft.com/office/drawing/2015/10/21/chartex" xmlns:cx3="http://schemas.microsoft.com/office/drawing/2016/5/9/chartex" xmlns:cx4="http://schemas.microsoft.com/office/drawing/2016/5/10/chartex" xmlns:cx5="http://schemas.microsoft.com/office/drawing/2016/5/11/chartex" xmlns:cx6="http://schemas.microsoft.com/office/drawing/2016/5/12/chartex" xmlns:cx7="http://schemas.microsoft.com/office/drawing/2016/5/13/chartex" xmlns:cx8="http://schemas.microsoft.com/office/drawing/2016/5/14/chartex" xmlns:mc="http://schemas.openxmlformats.org/markup-compatibility/2006" xmlns:aink="http://schemas.microsoft.com/office/drawing/2016/ink" xmlns:am3d="http://schemas.microsoft.com/office/drawing/2017/model3d" xmlns:o="urn:schemas-microsoft-com:office:office" xmlns:oel="http://schemas.microsoft.com/office/2019/extlst" xmlns:r="http://schemas.openxmlformats.org/officeDocument/2006/relationships" xmlns:m="http://schemas.openxmlformats.org/officeDocument/2006/math" xmlns:v="urn:schemas-microsoft-com:vml" xmlns:wp14="http://schemas.microsoft.com/office/word/2010/wordprocessingDrawing" xmlns:wp="http://schemas.openxmlformats.org/drawingml/2006/wordprocessingDrawing" xmlns:w10="urn:schemas-microsoft-com:office:word" xmlns:w="http://schemas.openxmlformats.org/wordprocessingml/2006/main" xmlns:w14="http://schemas.microsoft.com/office/word/2010/wordml" xmlns:w15="http://schemas.microsoft.com/office/word/2012/wordml" xmlns:w16cex="http://schemas.microsoft.com/office/word/2018/wordml/cex" xmlns:w16cid="http://schemas.microsoft.com/office/word/2016/wordml/cid" xmlns:w16="http://schemas.microsoft.com/office/word/2018/wordml" xmlns:w16du="http://schemas.microsoft.com/office/word/2023/wordml/word16du" xmlns:w16sdtdh="http://schemas.microsoft.com/office/word/2020/wordml/sdtdatahash" xmlns:w16sdtfl="http://schemas.microsoft.com/office/word/2024/wordml/sdtformatlock" xmlns:w16se="http://schemas.microsoft.com/office/word/2015/wordml/symex" xmlns:wpg="http://schemas.microsoft.com/office/word/2010/wordprocessingGroup" xmlns:wpi="http://schemas.microsoft.com/office/word/2010/wordprocessingInk" xmlns:wne="http://schemas.microsoft.com/office/word/2006/wordml" xmlns:wps="http://schemas.microsoft.com/office/word/2010/wordprocessingShape" mc:Ignorable="w14 w15 w16se w16cid w16 w16cex w16sdtdh w16sdtfl w16du wp14">
+<w:hdr xmlns:wpc="http://schemas.microsoft.com/office/word/2010/wordprocessingCanvas" xmlns:cx="http://schemas.microsoft.com/office/drawing/2014/chartex" xmlns:cx1="http://schemas.microsoft.com/office/drawing/2015/9/8/chartex" xmlns:cx2="http://schemas.microsoft.com/office/drawing/2015/10/21/chartex" xmlns:cx3="http://schemas.microsoft.com/office/drawing/2016/5/9/chartex" xmlns:cx4="http://schemas.microsoft.com/office/drawing/2016/5/10/chartex" xmlns:cx5="http://schemas.microsoft.com/office/drawing/2016/5/11/chartex" xmlns:cx6="http://schemas.microsoft.com/office/drawing/2016/5/12/chartex" xmlns:cx7="http://schemas.microsoft.com/office/drawing/2016/5/13/chartex" xmlns:cx8="http://schemas.microsoft.com/office/drawing/2016/5/14/chartex" xmlns:mc="http://schemas.openxmlformats.org/markup-compatibility/2006" xmlns:aink="http://schemas.microsoft.com/office/drawing/2016/ink" xmlns:am3d="http://schemas.microsoft.com/office/drawing/2017/model3d" xmlns:o="urn:schemas-microsoft-com:office:office" xmlns:oel="http://schemas.microsoft.com/office/2019/extlst" xmlns:r="http://schemas.openxmlformats.org/officeDocument/2006/relationships" xmlns:m="http://schemas.openxmlformats.org/officeDocument/2006/math" xmlns:v="urn:schemas-microsoft-com:vml" xmlns:wp14="http://schemas.microsoft.com/office/word/2010/wordprocessingDrawing" xmlns:wp="http://schemas.openxmlformats.org/drawingml/2006/wordprocessingDrawing" xmlns:w10="urn:schemas-microsoft-com:office:word" xmlns:w="http://schemas.openxmlformats.org/wordprocessingml/2006/main" xmlns:w14="http://schemas.microsoft.com/office/word/2010/wordml" xmlns:w15="http://schemas.microsoft.com/office/word/2012/wordml" xmlns:w16cex="http://schemas.microsoft.com/office/word/2018/wordml/cex" xmlns:w16cid="http://schemas.microsoft.com/office/word/2016/wordml/cid" xmlns:w16="http://schemas.microsoft.com/office/word/2018/wordml" xmlns:w16sdtdh="http://schemas.microsoft.com/office/word/2020/wordml/sdtdatahash" xmlns:w16se="http://schemas.microsoft.com/office/word/2015/wordml/symex" xmlns:wpg="http://schemas.microsoft.com/office/word/2010/wordprocessingGroup" xmlns:wpi="http://schemas.microsoft.com/office/word/2010/wordprocessingInk" xmlns:wne="http://schemas.microsoft.com/office/word/2006/wordml" xmlns:wps="http://schemas.microsoft.com/office/word/2010/wordprocessingShape" mc:Ignorable="w14 w15 w16se w16cid w16 w16cex w16sdtdh wp14">
   <w:p>
     <w:pPr>
       <w:pBdr>
@@ -8709,29 +7860,7 @@
         <w:szCs w:val="24"/>
         <w:rtl/>
       </w:rPr>
-      <w:t xml:space="preserve">המכללה האקדמית להנדסה </w:t>
-    </w:r>
-    <w:proofErr w:type="spellStart"/>
-    <w:r>
-      <w:rPr>
-        <w:b/>
-        <w:color w:val="000000"/>
-        <w:sz w:val="24"/>
-        <w:szCs w:val="24"/>
-        <w:rtl/>
-      </w:rPr>
-      <w:t>בראודה</w:t>
-    </w:r>
-    <w:proofErr w:type="spellEnd"/>
-    <w:r>
-      <w:rPr>
-        <w:b/>
-        <w:color w:val="000000"/>
-        <w:sz w:val="24"/>
-        <w:szCs w:val="24"/>
-        <w:rtl/>
-      </w:rPr>
-      <w:t xml:space="preserve">      </w:t>
+      <w:t xml:space="preserve">המכללה האקדמית להנדסה בראודה      </w:t>
     </w:r>
   </w:p>
   <w:p>
@@ -8853,7 +7982,7 @@
 </file>
 
 <file path=word/numbering.xml><?xml version="1.0" encoding="utf-8"?>
-<w:numbering xmlns:wpc="http://schemas.microsoft.com/office/word/2010/wordprocessingCanvas" xmlns:cx="http://schemas.microsoft.com/office/drawing/2014/chartex" xmlns:cx1="http://schemas.microsoft.com/office/drawing/2015/9/8/chartex" xmlns:cx2="http://schemas.microsoft.com/office/drawing/2015/10/21/chartex" xmlns:cx3="http://schemas.microsoft.com/office/drawing/2016/5/9/chartex" xmlns:cx4="http://schemas.microsoft.com/office/drawing/2016/5/10/chartex" xmlns:cx5="http://schemas.microsoft.com/office/drawing/2016/5/11/chartex" xmlns:cx6="http://schemas.microsoft.com/office/drawing/2016/5/12/chartex" xmlns:cx7="http://schemas.microsoft.com/office/drawing/2016/5/13/chartex" xmlns:cx8="http://schemas.microsoft.com/office/drawing/2016/5/14/chartex" xmlns:mc="http://schemas.openxmlformats.org/markup-compatibility/2006" xmlns:aink="http://schemas.microsoft.com/office/drawing/2016/ink" xmlns:am3d="http://schemas.microsoft.com/office/drawing/2017/model3d" xmlns:o="urn:schemas-microsoft-com:office:office" xmlns:oel="http://schemas.microsoft.com/office/2019/extlst" xmlns:r="http://schemas.openxmlformats.org/officeDocument/2006/relationships" xmlns:m="http://schemas.openxmlformats.org/officeDocument/2006/math" xmlns:v="urn:schemas-microsoft-com:vml" xmlns:wp14="http://schemas.microsoft.com/office/word/2010/wordprocessingDrawing" xmlns:wp="http://schemas.openxmlformats.org/drawingml/2006/wordprocessingDrawing" xmlns:w10="urn:schemas-microsoft-com:office:word" xmlns:w="http://schemas.openxmlformats.org/wordprocessingml/2006/main" xmlns:w14="http://schemas.microsoft.com/office/word/2010/wordml" xmlns:w15="http://schemas.microsoft.com/office/word/2012/wordml" xmlns:w16cex="http://schemas.microsoft.com/office/word/2018/wordml/cex" xmlns:w16cid="http://schemas.microsoft.com/office/word/2016/wordml/cid" xmlns:w16="http://schemas.microsoft.com/office/word/2018/wordml" xmlns:w16du="http://schemas.microsoft.com/office/word/2023/wordml/word16du" xmlns:w16sdtdh="http://schemas.microsoft.com/office/word/2020/wordml/sdtdatahash" xmlns:w16sdtfl="http://schemas.microsoft.com/office/word/2024/wordml/sdtformatlock" xmlns:w16se="http://schemas.microsoft.com/office/word/2015/wordml/symex" xmlns:wpg="http://schemas.microsoft.com/office/word/2010/wordprocessingGroup" xmlns:wpi="http://schemas.microsoft.com/office/word/2010/wordprocessingInk" xmlns:wne="http://schemas.microsoft.com/office/word/2006/wordml" xmlns:wps="http://schemas.microsoft.com/office/word/2010/wordprocessingShape" mc:Ignorable="w14 w15 w16se w16cid w16 w16cex w16sdtdh w16sdtfl w16du wp14">
+<w:numbering xmlns:wpc="http://schemas.microsoft.com/office/word/2010/wordprocessingCanvas" xmlns:cx="http://schemas.microsoft.com/office/drawing/2014/chartex" xmlns:cx1="http://schemas.microsoft.com/office/drawing/2015/9/8/chartex" xmlns:cx2="http://schemas.microsoft.com/office/drawing/2015/10/21/chartex" xmlns:cx3="http://schemas.microsoft.com/office/drawing/2016/5/9/chartex" xmlns:cx4="http://schemas.microsoft.com/office/drawing/2016/5/10/chartex" xmlns:cx5="http://schemas.microsoft.com/office/drawing/2016/5/11/chartex" xmlns:cx6="http://schemas.microsoft.com/office/drawing/2016/5/12/chartex" xmlns:cx7="http://schemas.microsoft.com/office/drawing/2016/5/13/chartex" xmlns:cx8="http://schemas.microsoft.com/office/drawing/2016/5/14/chartex" xmlns:mc="http://schemas.openxmlformats.org/markup-compatibility/2006" xmlns:aink="http://schemas.microsoft.com/office/drawing/2016/ink" xmlns:am3d="http://schemas.microsoft.com/office/drawing/2017/model3d" xmlns:o="urn:schemas-microsoft-com:office:office" xmlns:oel="http://schemas.microsoft.com/office/2019/extlst" xmlns:r="http://schemas.openxmlformats.org/officeDocument/2006/relationships" xmlns:m="http://schemas.openxmlformats.org/officeDocument/2006/math" xmlns:v="urn:schemas-microsoft-com:vml" xmlns:wp14="http://schemas.microsoft.com/office/word/2010/wordprocessingDrawing" xmlns:wp="http://schemas.openxmlformats.org/drawingml/2006/wordprocessingDrawing" xmlns:w10="urn:schemas-microsoft-com:office:word" xmlns:w="http://schemas.openxmlformats.org/wordprocessingml/2006/main" xmlns:w14="http://schemas.microsoft.com/office/word/2010/wordml" xmlns:w15="http://schemas.microsoft.com/office/word/2012/wordml" xmlns:w16cex="http://schemas.microsoft.com/office/word/2018/wordml/cex" xmlns:w16cid="http://schemas.microsoft.com/office/word/2016/wordml/cid" xmlns:w16="http://schemas.microsoft.com/office/word/2018/wordml" xmlns:w16sdtdh="http://schemas.microsoft.com/office/word/2020/wordml/sdtdatahash" xmlns:w16se="http://schemas.microsoft.com/office/word/2015/wordml/symex" xmlns:wpg="http://schemas.microsoft.com/office/word/2010/wordprocessingGroup" xmlns:wpi="http://schemas.microsoft.com/office/word/2010/wordprocessingInk" xmlns:wne="http://schemas.microsoft.com/office/word/2006/wordml" xmlns:wps="http://schemas.microsoft.com/office/word/2010/wordprocessingShape" mc:Ignorable="w14 w15 w16se w16cid w16 w16cex w16sdtdh wp14">
   <w:abstractNum w:abstractNumId="0" w15:restartNumberingAfterBreak="0">
     <w:nsid w:val="0B2F4B8A"/>
     <w:multiLevelType w:val="hybridMultilevel"/>
@@ -11188,7 +10317,7 @@
 </file>
 
 <file path=word/styles.xml><?xml version="1.0" encoding="utf-8"?>
-<w:styles xmlns:mc="http://schemas.openxmlformats.org/markup-compatibility/2006" xmlns:r="http://schemas.openxmlformats.org/officeDocument/2006/relationships" xmlns:w="http://schemas.openxmlformats.org/wordprocessingml/2006/main" xmlns:w14="http://schemas.microsoft.com/office/word/2010/wordml" xmlns:w15="http://schemas.microsoft.com/office/word/2012/wordml" xmlns:w16cex="http://schemas.microsoft.com/office/word/2018/wordml/cex" xmlns:w16cid="http://schemas.microsoft.com/office/word/2016/wordml/cid" xmlns:w16="http://schemas.microsoft.com/office/word/2018/wordml" xmlns:w16du="http://schemas.microsoft.com/office/word/2023/wordml/word16du" xmlns:w16sdtdh="http://schemas.microsoft.com/office/word/2020/wordml/sdtdatahash" xmlns:w16sdtfl="http://schemas.microsoft.com/office/word/2024/wordml/sdtformatlock" xmlns:w16se="http://schemas.microsoft.com/office/word/2015/wordml/symex" mc:Ignorable="w14 w15 w16se w16cid w16 w16cex w16sdtdh w16sdtfl w16du">
+<w:styles xmlns:mc="http://schemas.openxmlformats.org/markup-compatibility/2006" xmlns:r="http://schemas.openxmlformats.org/officeDocument/2006/relationships" xmlns:w="http://schemas.openxmlformats.org/wordprocessingml/2006/main" xmlns:w14="http://schemas.microsoft.com/office/word/2010/wordml" xmlns:w15="http://schemas.microsoft.com/office/word/2012/wordml" xmlns:w16cex="http://schemas.microsoft.com/office/word/2018/wordml/cex" xmlns:w16cid="http://schemas.microsoft.com/office/word/2016/wordml/cid" xmlns:w16="http://schemas.microsoft.com/office/word/2018/wordml" xmlns:w16sdtdh="http://schemas.microsoft.com/office/word/2020/wordml/sdtdatahash" xmlns:w16se="http://schemas.microsoft.com/office/word/2015/wordml/symex" mc:Ignorable="w14 w15 w16se w16cid w16 w16cex w16sdtdh">
   <w:docDefaults>
     <w:rPrDefault>
       <w:rPr>
@@ -12013,6 +11142,18 @@
       <w:shd w:val="clear" w:color="auto" w:fill="E1DFDD"/>
     </w:rPr>
   </w:style>
+  <w:style w:type="character" w:styleId="FollowedHyperlink">
+    <w:name w:val="FollowedHyperlink"/>
+    <w:basedOn w:val="DefaultParagraphFont"/>
+    <w:uiPriority w:val="99"/>
+    <w:semiHidden/>
+    <w:unhideWhenUsed/>
+    <w:rsid w:val="0005553E"/>
+    <w:rPr>
+      <w:color w:val="954F72" w:themeColor="followedHyperlink"/>
+      <w:u w:val="single"/>
+    </w:rPr>
+  </w:style>
 </w:styles>
 </file>
 
